--- a/projects/toyos_project/toy_os.docx
+++ b/projects/toyos_project/toy_os.docx
@@ -13721,7 +13721,7 @@
           <w:szCs w:val="36"/>
           <w:rtl w:val="off"/>
         </w:rPr>
-        <w:t>13. protected mode구현</w:t>
+        <w:t>13. protected mode로 전환하기 위한 코드 설정</w:t>
       </w:r>
     </w:p>
     <w:p>
@@ -13754,6 +13754,67 @@
       <w:pPr>
         <w:jc w:val="left"/>
         <w:rPr>
+          <w:lang w:eastAsia="ko-KR"/>
+          <w:rFonts w:hint="eastAsia"/>
+          <w:b w:val="0"/>
+          <w:bCs w:val="0"/>
+          <w:sz w:val="26"/>
+          <w:szCs w:val="26"/>
+          <w:rtl w:val="off"/>
+        </w:rPr>
+      </w:pPr>
+      <w:r>
+        <w:rPr>
+          <w:lang w:eastAsia="ko-KR"/>
+          <w:rFonts w:hint="eastAsia"/>
+          <w:b w:val="0"/>
+          <w:bCs w:val="0"/>
+          <w:sz w:val="26"/>
+          <w:szCs w:val="26"/>
+          <w:rtl w:val="off"/>
+        </w:rPr>
+        <w:t xml:space="preserve">그리고 이를 어셈블리어로 구현하다 보니 추가적인 지식이 필요하게 되었는데 gdt descriptor는  1개당 8바이트로 그 </w:t>
+      </w:r>
+      <w:r>
+        <w:rPr>
+          <w:lang w:eastAsia="ko-KR"/>
+          <w:rFonts w:hint="eastAsia"/>
+          <w:b/>
+          <w:bCs/>
+          <w:sz w:val="26"/>
+          <w:szCs w:val="26"/>
+          <w:rtl w:val="off"/>
+        </w:rPr>
+        <w:t>내부의 구조</w:t>
+      </w:r>
+      <w:r>
+        <w:rPr>
+          <w:lang w:eastAsia="ko-KR"/>
+          <w:rFonts w:hint="eastAsia"/>
+          <w:b w:val="0"/>
+          <w:bCs w:val="0"/>
+          <w:sz w:val="26"/>
+          <w:szCs w:val="26"/>
+          <w:rtl w:val="off"/>
+        </w:rPr>
+        <w:t xml:space="preserve">는 </w:t>
+      </w:r>
+    </w:p>
+    <w:p>
+      <w:pPr>
+        <w:jc w:val="left"/>
+        <w:rPr>
+          <w:lang w:eastAsia="ko-KR"/>
+          <w:rFonts w:hint="eastAsia"/>
+          <w:b w:val="0"/>
+          <w:bCs w:val="0"/>
+          <w:sz w:val="26"/>
+          <w:szCs w:val="26"/>
+          <w:rtl w:val="off"/>
+        </w:rPr>
+      </w:pPr>
+      <w:r>
+        <w:rPr>
           <w:lang/>
           <w:b w:val="0"/>
           <w:bCs w:val="0"/>
@@ -13761,20 +13822,23 @@
           <w:szCs w:val="26"/>
           <w:rtl w:val="off"/>
         </w:rPr>
-      </w:pPr>
-      <w:r>
-        <w:rPr>
-          <w:lang w:eastAsia="ko-KR"/>
-          <w:rFonts w:hint="eastAsia"/>
-          <w:b w:val="0"/>
-          <w:bCs w:val="0"/>
-          <w:sz w:val="26"/>
-          <w:szCs w:val="26"/>
-          <w:rtl w:val="off"/>
-        </w:rPr>
-        <w:t xml:space="preserve">그리고 이를 어셈블리어로 구현하다 보니 추가적인 지식이 필요하게 되었는데 gdt descriptor는  1개당 8바이트로 그 내부의 구조는 </w:t>
-      </w:r>
-      <w:r>
+        <w:t>bits  0~15   : Limit 0~15</w:t>
+      </w:r>
+      <w:r>
+        <w:rPr>
+          <w:lang w:eastAsia="ko-KR"/>
+          <w:b w:val="0"/>
+          <w:bCs w:val="0"/>
+          <w:sz w:val="26"/>
+          <w:szCs w:val="26"/>
+          <w:rtl w:val="off"/>
+        </w:rPr>
+        <w:t xml:space="preserve"> </w:t>
+      </w:r>
+    </w:p>
+    <w:p>
+      <w:pPr>
+        <w:jc w:val="left"/>
         <w:rPr>
           <w:lang/>
           <w:b w:val="0"/>
@@ -13783,19 +13847,7 @@
           <w:szCs w:val="26"/>
           <w:rtl w:val="off"/>
         </w:rPr>
-        <w:t>bits  0~15   : Limit 0~15</w:t>
-      </w:r>
-      <w:r>
-        <w:rPr>
-          <w:lang w:eastAsia="ko-KR"/>
-          <w:b w:val="0"/>
-          <w:bCs w:val="0"/>
-          <w:sz w:val="26"/>
-          <w:szCs w:val="26"/>
-          <w:rtl w:val="off"/>
-        </w:rPr>
-        <w:t xml:space="preserve"> , </w:t>
-      </w:r>
+      </w:pPr>
       <w:r>
         <w:rPr>
           <w:lang/>
@@ -13806,6 +13858,106 @@
           <w:rtl w:val="off"/>
         </w:rPr>
         <w:t>bits 16~31   : Base 0~15</w:t>
+      </w:r>
+    </w:p>
+    <w:p>
+      <w:pPr>
+        <w:jc w:val="left"/>
+        <w:rPr>
+          <w:lang w:eastAsia="ko-KR"/>
+          <w:rFonts w:hint="eastAsia"/>
+          <w:b w:val="0"/>
+          <w:bCs w:val="0"/>
+          <w:sz w:val="26"/>
+          <w:szCs w:val="26"/>
+          <w:rtl w:val="off"/>
+        </w:rPr>
+      </w:pPr>
+      <w:r>
+        <w:rPr>
+          <w:lang/>
+          <w:b w:val="0"/>
+          <w:bCs w:val="0"/>
+          <w:sz w:val="26"/>
+          <w:szCs w:val="26"/>
+          <w:rtl w:val="off"/>
+        </w:rPr>
+        <w:t>bits 32~39   : Base 16~23</w:t>
+      </w:r>
+    </w:p>
+    <w:p>
+      <w:pPr>
+        <w:jc w:val="left"/>
+        <w:rPr>
+          <w:lang w:eastAsia="ko-KR"/>
+          <w:rFonts w:hint="eastAsia"/>
+          <w:b w:val="0"/>
+          <w:bCs w:val="0"/>
+          <w:sz w:val="26"/>
+          <w:szCs w:val="26"/>
+          <w:rtl w:val="off"/>
+        </w:rPr>
+      </w:pPr>
+      <w:r>
+        <w:rPr>
+          <w:lang/>
+          <w:b w:val="0"/>
+          <w:bCs w:val="0"/>
+          <w:sz w:val="26"/>
+          <w:szCs w:val="26"/>
+          <w:rtl w:val="off"/>
+        </w:rPr>
+        <w:t>bits 40~47   : Access Byte</w:t>
+      </w:r>
+    </w:p>
+    <w:p>
+      <w:pPr>
+        <w:jc w:val="left"/>
+        <w:rPr>
+          <w:lang w:eastAsia="ko-KR"/>
+          <w:rFonts w:hint="eastAsia"/>
+          <w:b w:val="0"/>
+          <w:bCs w:val="0"/>
+          <w:sz w:val="26"/>
+          <w:szCs w:val="26"/>
+          <w:rtl w:val="off"/>
+        </w:rPr>
+      </w:pPr>
+      <w:r>
+        <w:rPr>
+          <w:lang/>
+          <w:b w:val="0"/>
+          <w:bCs w:val="0"/>
+          <w:sz w:val="26"/>
+          <w:szCs w:val="26"/>
+          <w:rtl w:val="off"/>
+        </w:rPr>
+        <w:t>bits 48~51   : Limit 16~19</w:t>
+      </w:r>
+    </w:p>
+    <w:p>
+      <w:pPr>
+        <w:jc w:val="left"/>
+        <w:rPr>
+          <w:lang w:eastAsia="ko-KR"/>
+          <w:rFonts w:hint="eastAsia"/>
+          <w:b w:val="0"/>
+          <w:bCs w:val="0"/>
+          <w:sz w:val="26"/>
+          <w:szCs w:val="26"/>
+          <w:rtl w:val="off"/>
+        </w:rPr>
+      </w:pPr>
+      <w:r>
+        <w:rPr>
+          <w:lang/>
+          <w:b w:val="0"/>
+          <w:bCs w:val="0"/>
+          <w:sz w:val="26"/>
+          <w:szCs w:val="26"/>
+          <w:rtl w:val="off"/>
+        </w:rPr>
+        <w:t>bits 52~55   : Flags</w:t>
       </w:r>
     </w:p>
     <w:p>
@@ -13825,91 +13977,14 @@
       </w:pPr>
       <w:r>
         <w:rPr>
-          <w:lang/>
-          <w:b w:val="0"/>
-          <w:bCs w:val="0"/>
-          <w:sz w:val="26"/>
-          <w:szCs w:val="26"/>
-          <w:rtl w:val="off"/>
-        </w:rPr>
-        <w:t>bits 32~39   : Base 16~23</w:t>
-      </w:r>
-      <w:r>
-        <w:rPr>
-          <w:lang w:eastAsia="ko-KR"/>
-          <w:b w:val="0"/>
-          <w:bCs w:val="0"/>
-          <w:sz w:val="26"/>
-          <w:szCs w:val="26"/>
-          <w:rtl w:val="off"/>
-        </w:rPr>
-        <w:t xml:space="preserve">, </w:t>
-      </w:r>
-      <w:r>
-        <w:rPr>
-          <w:lang/>
-          <w:b w:val="0"/>
-          <w:bCs w:val="0"/>
-          <w:sz w:val="26"/>
-          <w:szCs w:val="26"/>
-          <w:rtl w:val="off"/>
-        </w:rPr>
-        <w:t>bits 40~47   : Access Byte</w:t>
-      </w:r>
-      <w:r>
-        <w:rPr>
-          <w:lang w:eastAsia="ko-KR"/>
-          <w:b w:val="0"/>
-          <w:bCs w:val="0"/>
-          <w:sz w:val="26"/>
-          <w:szCs w:val="26"/>
-          <w:rtl w:val="off"/>
-        </w:rPr>
-        <w:t xml:space="preserve">, </w:t>
-      </w:r>
-      <w:r>
-        <w:rPr>
-          <w:lang/>
-          <w:b w:val="0"/>
-          <w:bCs w:val="0"/>
-          <w:sz w:val="26"/>
-          <w:szCs w:val="26"/>
-          <w:rtl w:val="off"/>
-        </w:rPr>
-        <w:t>bits 48~51   : Limit 16~19</w:t>
-      </w:r>
-      <w:r>
-        <w:rPr>
-          <w:lang w:eastAsia="ko-KR"/>
-          <w:b w:val="0"/>
-          <w:bCs w:val="0"/>
-          <w:sz w:val="26"/>
-          <w:szCs w:val="26"/>
-          <w:rtl w:val="off"/>
-        </w:rPr>
-        <w:t xml:space="preserve">, </w:t>
-      </w:r>
-      <w:r>
-        <w:rPr>
-          <w:lang/>
-          <w:b w:val="0"/>
-          <w:bCs w:val="0"/>
-          <w:sz w:val="26"/>
-          <w:szCs w:val="26"/>
-          <w:rtl w:val="off"/>
-        </w:rPr>
-        <w:t>bits 52~55   : Flags</w:t>
-      </w:r>
-      <w:r>
-        <w:rPr>
-          <w:lang w:eastAsia="ko-KR"/>
-          <w:b w:val="0"/>
-          <w:bCs w:val="0"/>
-          <w:sz w:val="26"/>
-          <w:szCs w:val="26"/>
-          <w:rtl w:val="off"/>
-        </w:rPr>
-        <w:t xml:space="preserve">, </w:t>
+          <w:lang w:eastAsia="ko-KR"/>
+          <w:b w:val="0"/>
+          <w:bCs w:val="0"/>
+          <w:sz w:val="26"/>
+          <w:szCs w:val="26"/>
+          <w:rtl w:val="off"/>
+        </w:rPr>
+        <w:t xml:space="preserve"> </w:t>
       </w:r>
       <w:r>
         <w:rPr>
@@ -13962,9 +14037,13 @@
           <w:rtl w:val="off"/>
         </w:rPr>
       </w:pPr>
-      <w:r>
-        <w:rPr>
-          <w:lang w:eastAsia="ko-KR"/>
+    </w:p>
+    <w:p>
+      <w:pPr>
+        <w:jc w:val="left"/>
+        <w:rPr>
+          <w:lang w:eastAsia="ko-KR"/>
+          <w:rFonts w:hint="eastAsia"/>
           <w:b w:val="0"/>
           <w:bCs w:val="0"/>
           <w:i w:val="0"/>
@@ -13973,8 +14052,7 @@
           <w:szCs w:val="26"/>
           <w:rtl w:val="off"/>
         </w:rPr>
-        <w:t xml:space="preserve">여기서 내가 원하는 code segment의 디스크립터의 조건은 Base  = 0x00000000, Limit = 4GB 정도, Code segment, Readable, Present, Ring 0 ,32-bit ,4KB granularity 이고 </w:t>
-      </w:r>
+      </w:pPr>
     </w:p>
     <w:p>
       <w:pPr>
@@ -14002,7 +14080,7 @@
           <w:szCs w:val="26"/>
           <w:rtl w:val="off"/>
         </w:rPr>
-        <w:t xml:space="preserve">base = 0으로 만듦에 따라서 segmentation이 사실상 주소에 아무것도 더하지 않게 만드는 것과 같다. 그 다음은 limit = 4gb인데 위에 나와있듯이 limit을 나타내는 비트의 수는 20비트로 이로 최대 표현이 가능한 공간은 2**20 = 1mb밖에 안된다. 이를 극복하기 위해 G즉 Granularity bit를 사용해서 limit의 단위를 byte -&gt; 4kbyte로 바꾸고 limit을 0xFFFFF로 만들면 최대 범위는 0xFFFFF * 4096가 되고 cpu계산까지 포함하면 사실상 4gb의 공간에 접근이 </w:t>
+        <w:t xml:space="preserve">여기서 내가 원하는 code segment의 디스크립터의 조건은 Base  = 0x00000000, Limit = 4GB 정도, Code segment, Readable, Present, Ring 0 ,32-bit ,4KB granularity 이고 base = 0으로 만듦에 따라서 segmentation이 사실상 주소에 아무것도 더하지 않게 만드는 것과 같다. </w:t>
       </w:r>
     </w:p>
     <w:p>
@@ -14020,13 +14098,9 @@
           <w:rtl w:val="off"/>
         </w:rPr>
       </w:pPr>
-    </w:p>
-    <w:p>
-      <w:pPr>
-        <w:jc w:val="left"/>
-        <w:rPr>
-          <w:lang w:eastAsia="ko-KR"/>
-          <w:rFonts w:hint="eastAsia"/>
+      <w:r>
+        <w:rPr>
+          <w:lang w:eastAsia="ko-KR"/>
           <w:b w:val="0"/>
           <w:bCs w:val="0"/>
           <w:i w:val="0"/>
@@ -14035,26 +14109,3143 @@
           <w:szCs w:val="26"/>
           <w:rtl w:val="off"/>
         </w:rPr>
-      </w:pPr>
-      <w:r>
-        <w:rPr>
-          <w:lang w:eastAsia="ko-KR"/>
-          <w:b w:val="0"/>
-          <w:bCs w:val="0"/>
+        <w:t xml:space="preserve">그 다음은 limit = 4gb인데 위에 나와있듯이 limit을 나타내는 비트의 수는 20비트로 이로 최대 표현이 가능한 공간은 2**20 = 1mb밖에 안된다. 이를 극복하기 위해 </w:t>
+      </w:r>
+      <w:r>
+        <w:rPr>
+          <w:lang w:eastAsia="ko-KR"/>
+          <w:b/>
+          <w:bCs/>
           <w:i w:val="0"/>
           <w:iCs w:val="0"/>
           <w:sz w:val="26"/>
           <w:szCs w:val="26"/>
           <w:rtl w:val="off"/>
         </w:rPr>
-        <w:t>가능해진다. 그 다음에는 access byte부분을 자세히 보면</w:t>
-      </w:r>
-    </w:p>
-    <w:p>
-      <w:pPr>
-        <w:jc w:val="left"/>
-        <w:rPr>
-          <w:lang/>
+        <w:t>G즉 Granularity bit를 사용</w:t>
+      </w:r>
+      <w:r>
+        <w:rPr>
+          <w:lang w:eastAsia="ko-KR"/>
+          <w:b w:val="0"/>
+          <w:bCs w:val="0"/>
+          <w:i w:val="0"/>
+          <w:iCs w:val="0"/>
+          <w:sz w:val="26"/>
+          <w:szCs w:val="26"/>
+          <w:rtl w:val="off"/>
+        </w:rPr>
+        <w:t xml:space="preserve">해서 limit의 단위를 byte -&gt; 4kbyte로 바꾸고 limit을 0xFFFFF로 만들면 최대 범위는 0xFFFFF * 4096가 되고 cpu계산까지 포함하면 사실상 4gb의 공간에 접근이 가능해진다. </w:t>
+      </w:r>
+    </w:p>
+    <w:p>
+      <w:pPr>
+        <w:jc w:val="left"/>
+        <w:rPr>
+          <w:lang w:eastAsia="ko-KR"/>
+          <w:rFonts w:hint="eastAsia"/>
+          <w:b w:val="0"/>
+          <w:bCs w:val="0"/>
+          <w:i w:val="0"/>
+          <w:iCs w:val="0"/>
+          <w:sz w:val="26"/>
+          <w:szCs w:val="26"/>
+          <w:rtl w:val="off"/>
+        </w:rPr>
+      </w:pPr>
+      <w:r>
+        <w:rPr>
+          <w:lang w:eastAsia="ko-KR"/>
+          <w:b w:val="0"/>
+          <w:bCs w:val="0"/>
+          <w:i w:val="0"/>
+          <w:iCs w:val="0"/>
+          <w:sz w:val="26"/>
+          <w:szCs w:val="26"/>
+          <w:rtl w:val="off"/>
+        </w:rPr>
+        <w:t>그 다음에는 access byte부분을 자세히 보면 예를 들어 code descriptor의 acess byte가 0x9A라고 두면 이를 bit 단위로 표현하면 1001 1010인데 각 비트의 의미는 아래의 그림과 같다.</w:t>
+      </w:r>
+    </w:p>
+    <w:p>
+      <w:pPr>
+        <w:jc w:val="left"/>
+        <w:rPr>
+          <w:lang w:eastAsia="ko-KR"/>
+          <w:b w:val="0"/>
+          <w:bCs w:val="0"/>
+          <w:i w:val="0"/>
+          <w:iCs w:val="0"/>
+          <w:sz w:val="26"/>
+          <w:szCs w:val="26"/>
+          <w:rtl w:val="off"/>
+        </w:rPr>
+      </w:pPr>
+      <w:r>
+        <w:rPr>
+          <w:lang w:eastAsia="ko-KR"/>
+          <w:b w:val="0"/>
+          <w:bCs w:val="0"/>
+          <w:i w:val="0"/>
+          <w:iCs w:val="0"/>
+          <w:sz w:val="26"/>
+          <w:szCs w:val="26"/>
+          <w:rtl w:val="off"/>
+        </w:rPr>
+        <w:t>1 00   1  1 0  1  0</w:t>
+      </w:r>
+    </w:p>
+    <w:p>
+      <w:pPr>
+        <w:jc w:val="left"/>
+        <w:rPr>
+          <w:lang w:eastAsia="ko-KR"/>
+          <w:b w:val="0"/>
+          <w:bCs w:val="0"/>
+          <w:i w:val="0"/>
+          <w:iCs w:val="0"/>
+          <w:sz w:val="26"/>
+          <w:szCs w:val="26"/>
+          <w:rtl w:val="off"/>
+        </w:rPr>
+      </w:pPr>
+      <w:r>
+        <w:rPr>
+          <w:lang w:eastAsia="ko-KR"/>
+          <w:b w:val="0"/>
+          <w:bCs w:val="0"/>
+          <w:i w:val="0"/>
+          <w:iCs w:val="0"/>
+          <w:sz w:val="26"/>
+          <w:szCs w:val="26"/>
+          <w:rtl w:val="off"/>
+        </w:rPr>
+        <w:t>│ │  │ │ │ │ │</w:t>
+      </w:r>
+    </w:p>
+    <w:p>
+      <w:pPr>
+        <w:jc w:val="left"/>
+        <w:rPr>
+          <w:lang w:eastAsia="ko-KR"/>
+          <w:b w:val="0"/>
+          <w:bCs w:val="0"/>
+          <w:i w:val="0"/>
+          <w:iCs w:val="0"/>
+          <w:sz w:val="26"/>
+          <w:szCs w:val="26"/>
+          <w:rtl w:val="off"/>
+        </w:rPr>
+      </w:pPr>
+      <w:r>
+        <w:rPr>
+          <w:lang w:eastAsia="ko-KR"/>
+          <w:b w:val="0"/>
+          <w:bCs w:val="0"/>
+          <w:i w:val="0"/>
+          <w:iCs w:val="0"/>
+          <w:sz w:val="26"/>
+          <w:szCs w:val="26"/>
+          <w:rtl w:val="off"/>
+        </w:rPr>
+        <w:t>│ │  │ │ │ │ └─ Accessed</w:t>
+      </w:r>
+    </w:p>
+    <w:p>
+      <w:pPr>
+        <w:jc w:val="left"/>
+        <w:rPr>
+          <w:lang w:eastAsia="ko-KR"/>
+          <w:b w:val="0"/>
+          <w:bCs w:val="0"/>
+          <w:i w:val="0"/>
+          <w:iCs w:val="0"/>
+          <w:sz w:val="26"/>
+          <w:szCs w:val="26"/>
+          <w:rtl w:val="off"/>
+        </w:rPr>
+      </w:pPr>
+      <w:r>
+        <w:rPr>
+          <w:lang w:eastAsia="ko-KR"/>
+          <w:b w:val="0"/>
+          <w:bCs w:val="0"/>
+          <w:i w:val="0"/>
+          <w:iCs w:val="0"/>
+          <w:sz w:val="26"/>
+          <w:szCs w:val="26"/>
+          <w:rtl w:val="off"/>
+        </w:rPr>
+        <w:t>│ │  │ │ │ └─── Readable</w:t>
+      </w:r>
+    </w:p>
+    <w:p>
+      <w:pPr>
+        <w:jc w:val="left"/>
+        <w:rPr>
+          <w:lang w:eastAsia="ko-KR"/>
+          <w:b w:val="0"/>
+          <w:bCs w:val="0"/>
+          <w:i w:val="0"/>
+          <w:iCs w:val="0"/>
+          <w:sz w:val="26"/>
+          <w:szCs w:val="26"/>
+          <w:rtl w:val="off"/>
+        </w:rPr>
+      </w:pPr>
+      <w:r>
+        <w:rPr>
+          <w:lang w:eastAsia="ko-KR"/>
+          <w:b w:val="0"/>
+          <w:bCs w:val="0"/>
+          <w:i w:val="0"/>
+          <w:iCs w:val="0"/>
+          <w:sz w:val="26"/>
+          <w:szCs w:val="26"/>
+          <w:rtl w:val="off"/>
+        </w:rPr>
+        <w:t>│ │  │ │ └───── Conforming</w:t>
+      </w:r>
+    </w:p>
+    <w:p>
+      <w:pPr>
+        <w:jc w:val="left"/>
+        <w:rPr>
+          <w:lang w:eastAsia="ko-KR"/>
+          <w:b w:val="0"/>
+          <w:bCs w:val="0"/>
+          <w:i w:val="0"/>
+          <w:iCs w:val="0"/>
+          <w:sz w:val="26"/>
+          <w:szCs w:val="26"/>
+          <w:rtl w:val="off"/>
+        </w:rPr>
+      </w:pPr>
+      <w:r>
+        <w:rPr>
+          <w:lang w:eastAsia="ko-KR"/>
+          <w:b w:val="0"/>
+          <w:bCs w:val="0"/>
+          <w:i w:val="0"/>
+          <w:iCs w:val="0"/>
+          <w:sz w:val="26"/>
+          <w:szCs w:val="26"/>
+          <w:rtl w:val="off"/>
+        </w:rPr>
+        <w:t>│ │  │ └─────── Executable</w:t>
+      </w:r>
+    </w:p>
+    <w:p>
+      <w:pPr>
+        <w:jc w:val="left"/>
+        <w:rPr>
+          <w:lang w:eastAsia="ko-KR"/>
+          <w:b w:val="0"/>
+          <w:bCs w:val="0"/>
+          <w:i w:val="0"/>
+          <w:iCs w:val="0"/>
+          <w:sz w:val="26"/>
+          <w:szCs w:val="26"/>
+          <w:rtl w:val="off"/>
+        </w:rPr>
+      </w:pPr>
+      <w:r>
+        <w:rPr>
+          <w:lang w:eastAsia="ko-KR"/>
+          <w:b w:val="0"/>
+          <w:bCs w:val="0"/>
+          <w:i w:val="0"/>
+          <w:iCs w:val="0"/>
+          <w:sz w:val="26"/>
+          <w:szCs w:val="26"/>
+          <w:rtl w:val="off"/>
+        </w:rPr>
+        <w:t>│ │  └───────── Descriptor type</w:t>
+      </w:r>
+    </w:p>
+    <w:p>
+      <w:pPr>
+        <w:jc w:val="left"/>
+        <w:rPr>
+          <w:lang w:eastAsia="ko-KR"/>
+          <w:b w:val="0"/>
+          <w:bCs w:val="0"/>
+          <w:i w:val="0"/>
+          <w:iCs w:val="0"/>
+          <w:sz w:val="26"/>
+          <w:szCs w:val="26"/>
+          <w:rtl w:val="off"/>
+        </w:rPr>
+      </w:pPr>
+      <w:r>
+        <w:rPr>
+          <w:lang w:eastAsia="ko-KR"/>
+          <w:b w:val="0"/>
+          <w:bCs w:val="0"/>
+          <w:i w:val="0"/>
+          <w:iCs w:val="0"/>
+          <w:sz w:val="26"/>
+          <w:szCs w:val="26"/>
+          <w:rtl w:val="off"/>
+        </w:rPr>
+        <w:t>│ └──────────── DPL</w:t>
+      </w:r>
+    </w:p>
+    <w:p>
+      <w:pPr>
+        <w:jc w:val="left"/>
+        <w:rPr>
+          <w:lang w:eastAsia="ko-KR"/>
+          <w:rFonts w:hint="eastAsia"/>
+          <w:b w:val="0"/>
+          <w:bCs w:val="0"/>
+          <w:i w:val="0"/>
+          <w:iCs w:val="0"/>
+          <w:sz w:val="26"/>
+          <w:szCs w:val="26"/>
+          <w:rtl w:val="off"/>
+        </w:rPr>
+      </w:pPr>
+      <w:r>
+        <w:rPr>
+          <w:lang w:eastAsia="ko-KR"/>
+          <w:b w:val="0"/>
+          <w:bCs w:val="0"/>
+          <w:i w:val="0"/>
+          <w:iCs w:val="0"/>
+          <w:sz w:val="26"/>
+          <w:szCs w:val="26"/>
+          <w:rtl w:val="off"/>
+        </w:rPr>
+        <w:t xml:space="preserve">└────────────── Present </w:t>
+      </w:r>
+    </w:p>
+    <w:p>
+      <w:pPr>
+        <w:jc w:val="left"/>
+        <w:rPr>
+          <w:lang w:eastAsia="ko-KR"/>
+          <w:rFonts w:hint="eastAsia"/>
+          <w:b w:val="0"/>
+          <w:bCs w:val="0"/>
+          <w:sz w:val="26"/>
+          <w:szCs w:val="26"/>
+          <w:rtl w:val="off"/>
+        </w:rPr>
+      </w:pPr>
+      <w:r>
+        <w:rPr>
+          <w:lang w:eastAsia="ko-KR"/>
+          <w:b w:val="0"/>
+          <w:bCs w:val="0"/>
+          <w:sz w:val="26"/>
+          <w:szCs w:val="26"/>
+          <w:rtl w:val="off"/>
+        </w:rPr>
+        <w:t xml:space="preserve">여기서 p는 실제 세그먼트의 존재여부를 나타내는 비트로 code 영역이 실제로 존재하기 때문에 당연히 1이고 dpl은 특권 레벨을 나타내는 정보로 00 = 0 즉 Ring0의 권한을 가지고 있다는 뜻이다. </w:t>
+      </w:r>
+    </w:p>
+    <w:p>
+      <w:pPr>
+        <w:jc w:val="left"/>
+        <w:rPr>
+          <w:lang w:eastAsia="ko-KR"/>
+          <w:rFonts w:hint="eastAsia"/>
+          <w:b w:val="0"/>
+          <w:bCs w:val="0"/>
+          <w:sz w:val="26"/>
+          <w:szCs w:val="26"/>
+          <w:rtl w:val="off"/>
+        </w:rPr>
+      </w:pPr>
+      <w:r>
+        <w:rPr>
+          <w:lang w:eastAsia="ko-KR"/>
+          <w:b w:val="0"/>
+          <w:bCs w:val="0"/>
+          <w:sz w:val="26"/>
+          <w:szCs w:val="26"/>
+          <w:rtl w:val="off"/>
+        </w:rPr>
+        <w:t xml:space="preserve">그 다음 </w:t>
+      </w:r>
+      <w:r>
+        <w:rPr>
+          <w:lang w:eastAsia="ko-KR"/>
+          <w:b w:val="0"/>
+          <w:bCs w:val="0"/>
+          <w:i w:val="0"/>
+          <w:iCs w:val="0"/>
+          <w:sz w:val="26"/>
+          <w:szCs w:val="26"/>
+          <w:rtl w:val="off"/>
+        </w:rPr>
+        <w:t>Descriptor type는 일반 코드/데이터 세그먼트냐, CPU 시스템용 특수 세그먼트냐”를 구분하고, 현재 kernel code segment는 일반 세그먼트이므로 S = 1로 설정한다. 만약 특수 세그먼</w:t>
+      </w:r>
+      <w:r>
+        <w:rPr>
+          <w:lang w:eastAsia="ko-KR"/>
+          <w:rFonts w:hint="eastAsia"/>
+          <w:b w:val="0"/>
+          <w:bCs w:val="0"/>
+          <w:sz w:val="26"/>
+          <w:szCs w:val="26"/>
+          <w:rtl w:val="off"/>
+        </w:rPr>
+        <w:t>트인 경우에는 0으로 값을 설정한다.</w:t>
+      </w:r>
+    </w:p>
+    <w:p>
+      <w:pPr>
+        <w:jc w:val="left"/>
+        <w:rPr>
+          <w:lang w:eastAsia="ko-KR"/>
+          <w:rFonts w:hint="eastAsia"/>
+          <w:b w:val="0"/>
+          <w:bCs w:val="0"/>
+          <w:sz w:val="26"/>
+          <w:szCs w:val="26"/>
+          <w:rtl w:val="off"/>
+        </w:rPr>
+      </w:pPr>
+      <w:r>
+        <w:rPr>
+          <w:lang w:eastAsia="ko-KR"/>
+          <w:rFonts w:hint="eastAsia"/>
+          <w:b w:val="0"/>
+          <w:bCs w:val="0"/>
+          <w:sz w:val="26"/>
+          <w:szCs w:val="26"/>
+          <w:rtl w:val="off"/>
+        </w:rPr>
+        <w:t>E는 실행가능여부를 나타내는 비트로 code영역은 실행이 가능하기 때문에 1로 설정이 된다.</w:t>
+      </w:r>
+    </w:p>
+    <w:p>
+      <w:pPr>
+        <w:jc w:val="left"/>
+        <w:rPr>
+          <w:lang w:eastAsia="ko-KR"/>
+          <w:rFonts w:hint="eastAsia"/>
+          <w:b w:val="0"/>
+          <w:bCs w:val="0"/>
+          <w:sz w:val="26"/>
+          <w:szCs w:val="26"/>
+          <w:rtl w:val="off"/>
+        </w:rPr>
+      </w:pPr>
+      <w:r>
+        <w:rPr>
+          <w:lang w:eastAsia="ko-KR"/>
+          <w:rFonts w:hint="eastAsia"/>
+          <w:b w:val="0"/>
+          <w:bCs w:val="0"/>
+          <w:sz w:val="26"/>
+          <w:szCs w:val="26"/>
+          <w:rtl w:val="off"/>
+        </w:rPr>
+        <w:t>그 다음에 code영역을 읽기도 가능하기 때문에 Readable bit도 1이 된다.</w:t>
+      </w:r>
+    </w:p>
+    <w:p>
+      <w:pPr>
+        <w:jc w:val="left"/>
+        <w:rPr>
+          <w:lang w:eastAsia="ko-KR"/>
+          <w:rFonts w:hint="eastAsia"/>
+          <w:b w:val="0"/>
+          <w:bCs w:val="0"/>
+          <w:sz w:val="26"/>
+          <w:szCs w:val="26"/>
+          <w:rtl w:val="off"/>
+        </w:rPr>
+      </w:pPr>
+      <w:r>
+        <w:rPr>
+          <w:lang w:eastAsia="ko-KR"/>
+          <w:rFonts w:hint="eastAsia"/>
+          <w:b w:val="0"/>
+          <w:bCs w:val="0"/>
+          <w:sz w:val="26"/>
+          <w:szCs w:val="26"/>
+          <w:rtl w:val="off"/>
+        </w:rPr>
+        <w:t>data segment역시 excutable비트는 0(실행이 되면 안되기 때문)인 걸 제외하면 code와 완전히</w:t>
+      </w:r>
+    </w:p>
+    <w:p>
+      <w:pPr>
+        <w:jc w:val="left"/>
+        <w:rPr>
+          <w:lang w:eastAsia="ko-KR"/>
+          <w:rFonts w:hint="eastAsia"/>
+          <w:b w:val="0"/>
+          <w:bCs w:val="0"/>
+          <w:sz w:val="26"/>
+          <w:szCs w:val="26"/>
+          <w:rtl w:val="off"/>
+        </w:rPr>
+      </w:pPr>
+    </w:p>
+    <w:p>
+      <w:pPr>
+        <w:jc w:val="left"/>
+        <w:rPr>
+          <w:lang w:eastAsia="ko-KR"/>
+          <w:rFonts w:hint="eastAsia"/>
+          <w:b w:val="0"/>
+          <w:bCs w:val="0"/>
+          <w:sz w:val="26"/>
+          <w:szCs w:val="26"/>
+          <w:rtl w:val="off"/>
+        </w:rPr>
+      </w:pPr>
+      <w:r>
+        <w:rPr>
+          <w:lang w:eastAsia="ko-KR"/>
+          <w:rFonts w:hint="eastAsia"/>
+          <w:b w:val="0"/>
+          <w:bCs w:val="0"/>
+          <w:sz w:val="26"/>
+          <w:szCs w:val="26"/>
+          <w:rtl w:val="off"/>
+        </w:rPr>
+        <w:t>동일하기 때문에 data segment의 file descriptor = 0x92다.</w:t>
+      </w:r>
+    </w:p>
+    <w:p>
+      <w:pPr>
+        <w:jc w:val="left"/>
+        <w:rPr>
+          <w:lang w:eastAsia="ko-KR"/>
+          <w:rFonts w:hint="eastAsia"/>
+          <w:b w:val="0"/>
+          <w:bCs w:val="0"/>
+          <w:sz w:val="26"/>
+          <w:szCs w:val="26"/>
+          <w:rtl w:val="off"/>
+        </w:rPr>
+      </w:pPr>
+      <w:r>
+        <w:rPr>
+          <w:lang w:eastAsia="ko-KR"/>
+          <w:rFonts w:hint="eastAsia"/>
+          <w:b w:val="0"/>
+          <w:bCs w:val="0"/>
+          <w:sz w:val="26"/>
+          <w:szCs w:val="26"/>
+          <w:rtl w:val="off"/>
+        </w:rPr>
+        <w:t xml:space="preserve">또한 위쪽 nibble에는 0xC가 들어가는 데 그 구조는 </w:t>
+      </w:r>
+    </w:p>
+    <w:p>
+      <w:pPr>
+        <w:jc w:val="left"/>
+        <w:rPr>
+          <w:lang w:eastAsia="ko-KR"/>
+          <w:rFonts w:hint="eastAsia"/>
+          <w:b w:val="0"/>
+          <w:bCs w:val="0"/>
+          <w:sz w:val="26"/>
+          <w:szCs w:val="26"/>
+          <w:rtl w:val="off"/>
+        </w:rPr>
+      </w:pPr>
+      <w:r>
+        <w:rPr>
+          <w:lang w:eastAsia="ko-KR"/>
+          <w:rFonts w:hint="eastAsia"/>
+          <w:b w:val="0"/>
+          <w:bCs w:val="0"/>
+          <w:sz w:val="26"/>
+          <w:szCs w:val="26"/>
+          <w:rtl w:val="off"/>
+        </w:rPr>
+        <w:t>G D/B L AVL</w:t>
+      </w:r>
+    </w:p>
+    <w:p>
+      <w:pPr>
+        <w:jc w:val="left"/>
+        <w:rPr>
+          <w:lang w:eastAsia="ko-KR"/>
+          <w:rFonts w:hint="eastAsia"/>
+          <w:b w:val="0"/>
+          <w:bCs w:val="0"/>
+          <w:sz w:val="26"/>
+          <w:szCs w:val="26"/>
+          <w:rtl w:val="off"/>
+        </w:rPr>
+      </w:pPr>
+      <w:r>
+        <w:rPr>
+          <w:lang w:eastAsia="ko-KR"/>
+          <w:rFonts w:hint="eastAsia"/>
+          <w:b w:val="0"/>
+          <w:bCs w:val="0"/>
+          <w:sz w:val="26"/>
+          <w:szCs w:val="26"/>
+          <w:rtl w:val="off"/>
+        </w:rPr>
+        <w:t xml:space="preserve">1  1  0  0 와 같고 </w:t>
+      </w:r>
+    </w:p>
+    <w:p>
+      <w:pPr>
+        <w:jc w:val="left"/>
+        <w:rPr>
+          <w:lang w:eastAsia="ko-KR"/>
+          <w:rFonts w:hint="eastAsia"/>
+          <w:b w:val="0"/>
+          <w:bCs w:val="0"/>
+          <w:sz w:val="26"/>
+          <w:szCs w:val="26"/>
+          <w:rtl w:val="off"/>
+        </w:rPr>
+      </w:pPr>
+      <w:r>
+        <w:rPr>
+          <w:lang w:eastAsia="ko-KR"/>
+          <w:rFonts w:hint="eastAsia"/>
+          <w:b w:val="0"/>
+          <w:bCs w:val="0"/>
+          <w:sz w:val="26"/>
+          <w:szCs w:val="26"/>
+          <w:rtl w:val="off"/>
+        </w:rPr>
+        <w:t>G는 위에서 말했다시피 4KB granularity여부를 나타내는 변수라 1이고</w:t>
+      </w:r>
+    </w:p>
+    <w:p>
+      <w:pPr>
+        <w:jc w:val="left"/>
+        <w:rPr>
+          <w:lang w:eastAsia="ko-KR"/>
+          <w:rFonts w:hint="eastAsia"/>
+          <w:b w:val="0"/>
+          <w:bCs w:val="0"/>
+          <w:sz w:val="26"/>
+          <w:szCs w:val="26"/>
+          <w:rtl w:val="off"/>
+        </w:rPr>
+      </w:pPr>
+      <w:r>
+        <w:rPr>
+          <w:lang w:eastAsia="ko-KR"/>
+          <w:b w:val="0"/>
+          <w:bCs w:val="0"/>
+          <w:sz w:val="26"/>
+          <w:szCs w:val="26"/>
+          <w:rtl w:val="off"/>
+        </w:rPr>
+        <w:t>D/B는 32비트 segment여부를 나타내는 변수라 1이고</w:t>
+      </w:r>
+    </w:p>
+    <w:p>
+      <w:pPr>
+        <w:jc w:val="left"/>
+        <w:rPr>
+          <w:lang w:eastAsia="ko-KR"/>
+          <w:rFonts w:hint="eastAsia"/>
+          <w:b w:val="0"/>
+          <w:bCs w:val="0"/>
+          <w:sz w:val="26"/>
+          <w:szCs w:val="26"/>
+          <w:rtl w:val="off"/>
+        </w:rPr>
+      </w:pPr>
+      <w:r>
+        <w:rPr>
+          <w:lang w:eastAsia="ko-KR"/>
+          <w:rFonts w:hint="eastAsia"/>
+          <w:b w:val="0"/>
+          <w:bCs w:val="0"/>
+          <w:sz w:val="26"/>
+          <w:szCs w:val="26"/>
+          <w:rtl w:val="off"/>
+        </w:rPr>
+        <w:t>L른 64비트 long mode segemtn가 아니기 때문에 0이며</w:t>
+      </w:r>
+    </w:p>
+    <w:p>
+      <w:pPr>
+        <w:jc w:val="left"/>
+        <w:rPr>
+          <w:lang w:eastAsia="ko-KR"/>
+          <w:rFonts w:hint="eastAsia"/>
+          <w:b w:val="0"/>
+          <w:bCs w:val="0"/>
+          <w:sz w:val="26"/>
+          <w:szCs w:val="26"/>
+          <w:rtl w:val="off"/>
+        </w:rPr>
+      </w:pPr>
+      <w:r>
+        <w:rPr>
+          <w:lang w:eastAsia="ko-KR"/>
+          <w:rFonts w:hint="eastAsia"/>
+          <w:b w:val="0"/>
+          <w:bCs w:val="0"/>
+          <w:sz w:val="26"/>
+          <w:szCs w:val="26"/>
+          <w:rtl w:val="off"/>
+        </w:rPr>
+        <w:t>avl은 os가 마음대로 쓰는 비트인데 여기에서는 사용을 안 하기 때문에 그냥 0으로 둔다.</w:t>
+      </w:r>
+    </w:p>
+    <w:p>
+      <w:pPr>
+        <w:jc w:val="left"/>
+        <w:rPr>
+          <w:lang w:eastAsia="ko-KR"/>
+          <w:rFonts w:hint="eastAsia"/>
+          <w:b w:val="0"/>
+          <w:bCs w:val="0"/>
+          <w:sz w:val="26"/>
+          <w:szCs w:val="26"/>
+          <w:rtl w:val="off"/>
+        </w:rPr>
+      </w:pPr>
+      <w:r>
+        <w:rPr>
+          <w:lang w:eastAsia="ko-KR"/>
+          <w:rFonts w:hint="eastAsia"/>
+          <w:b w:val="0"/>
+          <w:bCs w:val="0"/>
+          <w:sz w:val="26"/>
+          <w:szCs w:val="26"/>
+          <w:rtl w:val="off"/>
+        </w:rPr>
+        <w:t xml:space="preserve">그래서 flag값에 0xC가 들어간다. </w:t>
+      </w:r>
+    </w:p>
+    <w:p>
+      <w:pPr>
+        <w:jc w:val="left"/>
+        <w:rPr>
+          <w:lang w:eastAsia="ko-KR"/>
+          <w:rFonts w:hint="eastAsia"/>
+          <w:b w:val="0"/>
+          <w:bCs w:val="0"/>
+          <w:sz w:val="26"/>
+          <w:szCs w:val="26"/>
+          <w:rtl w:val="off"/>
+        </w:rPr>
+      </w:pPr>
+      <w:r>
+        <w:rPr>
+          <w:lang w:eastAsia="ko-KR"/>
+          <w:rFonts w:hint="eastAsia"/>
+          <w:b w:val="0"/>
+          <w:bCs w:val="0"/>
+          <w:sz w:val="26"/>
+          <w:szCs w:val="26"/>
+          <w:rtl w:val="off"/>
+        </w:rPr>
+        <w:t>그리고 이 모든 정보를 내부 정보 구조에 맞게 배치하면 code descriptor는 00 CF 9A 00 00 00 FF FF가 되고 이를 nasam에서 64비트 값으로 적으면 dq 0x00CF9A000000FFFF와 같다.</w:t>
+      </w:r>
+    </w:p>
+    <w:p>
+      <w:pPr>
+        <w:jc w:val="left"/>
+        <w:rPr>
+          <w:lang w:eastAsia="ko-KR"/>
+          <w:rFonts w:hint="eastAsia"/>
+          <w:b w:val="0"/>
+          <w:bCs w:val="0"/>
+          <w:sz w:val="26"/>
+          <w:szCs w:val="26"/>
+          <w:rtl w:val="off"/>
+        </w:rPr>
+      </w:pPr>
+      <w:r>
+        <w:rPr>
+          <w:lang w:eastAsia="ko-KR"/>
+          <w:rFonts w:hint="eastAsia"/>
+          <w:b w:val="0"/>
+          <w:bCs w:val="0"/>
+          <w:sz w:val="26"/>
+          <w:szCs w:val="26"/>
+          <w:rtl w:val="off"/>
+        </w:rPr>
+        <w:t>데이터 역시 9A가 92가 되는 것 말곤 차이가 없기 때문에 dq 0x00CF92000000FFFF와 같이 적으면 된다.</w:t>
+      </w:r>
+    </w:p>
+    <w:p>
+      <w:pPr>
+        <w:jc w:val="left"/>
+        <w:rPr>
+          <w:lang w:eastAsia="ko-KR"/>
+          <w:rFonts w:hint="eastAsia"/>
+          <w:b w:val="0"/>
+          <w:bCs w:val="0"/>
+          <w:sz w:val="26"/>
+          <w:szCs w:val="26"/>
+          <w:rtl w:val="off"/>
+        </w:rPr>
+      </w:pPr>
+    </w:p>
+    <w:p>
+      <w:pPr>
+        <w:jc w:val="left"/>
+        <w:rPr>
+          <w:lang w:eastAsia="ko-KR"/>
+          <w:rFonts w:hint="eastAsia"/>
+          <w:b w:val="0"/>
+          <w:bCs w:val="0"/>
+          <w:sz w:val="26"/>
+          <w:szCs w:val="26"/>
+          <w:rtl w:val="off"/>
+        </w:rPr>
+      </w:pPr>
+      <w:r>
+        <w:rPr>
+          <w:lang w:eastAsia="ko-KR"/>
+          <w:b w:val="0"/>
+          <w:bCs w:val="0"/>
+          <w:sz w:val="26"/>
+          <w:szCs w:val="26"/>
+          <w:rtl w:val="off"/>
+        </w:rPr>
+        <w:t xml:space="preserve">그 다음에는 나중에 protected mode로 </w:t>
+      </w:r>
+      <w:r>
+        <w:rPr>
+          <w:lang w:eastAsia="ko-KR"/>
+          <w:b/>
+          <w:bCs/>
+          <w:sz w:val="26"/>
+          <w:szCs w:val="26"/>
+          <w:rtl w:val="off"/>
+        </w:rPr>
+        <w:t>jmp CODE_SEG:protected_mode_start</w:t>
+      </w:r>
+      <w:r>
+        <w:rPr>
+          <w:lang w:eastAsia="ko-KR"/>
+          <w:b w:val="0"/>
+          <w:bCs w:val="0"/>
+          <w:sz w:val="26"/>
+          <w:szCs w:val="26"/>
+          <w:rtl w:val="off"/>
+        </w:rPr>
+        <w:t xml:space="preserve">와 같이 이동했을 때 gdt index1의 code descriptor를 cs에 적용하기 위해서 CODE_SEG equ gdt_code - gdt_start, DATA_SEG equ gdt_data - gdt_start와 같은 selector도 만들기로 했다. </w:t>
+      </w:r>
+    </w:p>
+    <w:p>
+      <w:pPr>
+        <w:jc w:val="left"/>
+        <w:rPr>
+          <w:lang w:eastAsia="ko-KR"/>
+          <w:rFonts w:hint="eastAsia"/>
+          <w:b w:val="0"/>
+          <w:bCs w:val="0"/>
+          <w:sz w:val="26"/>
+          <w:szCs w:val="26"/>
+          <w:rtl w:val="off"/>
+        </w:rPr>
+      </w:pPr>
+      <w:r>
+        <w:rPr>
+          <w:lang w:eastAsia="ko-KR"/>
+          <w:b w:val="0"/>
+          <w:bCs w:val="0"/>
+          <w:sz w:val="26"/>
+          <w:szCs w:val="26"/>
+          <w:rtl w:val="off"/>
+        </w:rPr>
+        <w:t xml:space="preserve">1. GDT를 CPU에 로드하고 실제로 Protected Mode로 전환하는 코드를 작성하기로 하고 우선 가장 처음으로 cli를 실행시켜서 인터럽트를 방지했다. </w:t>
+      </w:r>
+    </w:p>
+    <w:p>
+      <w:pPr>
+        <w:jc w:val="left"/>
+        <w:rPr>
+          <w:lang w:eastAsia="ko-KR"/>
+          <w:rFonts w:hint="eastAsia"/>
+          <w:b w:val="0"/>
+          <w:bCs w:val="0"/>
+          <w:sz w:val="26"/>
+          <w:szCs w:val="26"/>
+          <w:rtl w:val="off"/>
+        </w:rPr>
+      </w:pPr>
+      <w:r>
+        <w:rPr>
+          <w:lang w:eastAsia="ko-KR"/>
+          <w:b w:val="0"/>
+          <w:bCs w:val="0"/>
+          <w:sz w:val="26"/>
+          <w:szCs w:val="26"/>
+          <w:rtl w:val="off"/>
+        </w:rPr>
+        <w:t>2.lgdt [gdt_descriptor]로 GDT를 CPU에 등록했다.</w:t>
+      </w:r>
+    </w:p>
+    <w:p>
+      <w:pPr>
+        <w:jc w:val="left"/>
+        <w:rPr>
+          <w:lang w:eastAsia="ko-KR"/>
+          <w:rFonts w:hint="eastAsia"/>
+          <w:b w:val="0"/>
+          <w:bCs w:val="0"/>
+          <w:sz w:val="26"/>
+          <w:szCs w:val="26"/>
+          <w:rtl w:val="off"/>
+        </w:rPr>
+      </w:pPr>
+      <w:r>
+        <w:rPr>
+          <w:lang w:eastAsia="ko-KR"/>
+          <w:b w:val="0"/>
+          <w:bCs w:val="0"/>
+          <w:sz w:val="26"/>
+          <w:szCs w:val="26"/>
+          <w:rtl w:val="off"/>
+        </w:rPr>
+        <w:t>3. CR0의 PE비트를 1로 만들었다.</w:t>
+      </w:r>
+    </w:p>
+    <w:p>
+      <w:pPr>
+        <w:jc w:val="left"/>
+        <w:rPr>
+          <w:lang w:eastAsia="ko-KR"/>
+          <w:rFonts w:hint="eastAsia"/>
+          <w:b w:val="0"/>
+          <w:bCs w:val="0"/>
+          <w:sz w:val="26"/>
+          <w:szCs w:val="26"/>
+          <w:rtl w:val="off"/>
+        </w:rPr>
+      </w:pPr>
+      <w:r>
+        <w:rPr>
+          <w:lang w:eastAsia="ko-KR"/>
+          <w:b w:val="0"/>
+          <w:bCs w:val="0"/>
+          <w:sz w:val="26"/>
+          <w:szCs w:val="26"/>
+          <w:rtl w:val="off"/>
+        </w:rPr>
+        <w:t>4. far jump로 새 코드 세그먼트를 적용한다.</w:t>
+      </w:r>
+    </w:p>
+    <w:p>
+      <w:pPr>
+        <w:jc w:val="left"/>
+        <w:rPr>
+          <w:lang w:eastAsia="ko-KR"/>
+          <w:rFonts w:hint="eastAsia"/>
+          <w:b w:val="0"/>
+          <w:bCs w:val="0"/>
+          <w:sz w:val="26"/>
+          <w:szCs w:val="26"/>
+          <w:rtl w:val="off"/>
+        </w:rPr>
+      </w:pPr>
+      <w:r>
+        <w:rPr>
+          <w:lang w:eastAsia="ko-KR"/>
+          <w:b w:val="0"/>
+          <w:bCs w:val="0"/>
+          <w:sz w:val="26"/>
+          <w:szCs w:val="26"/>
+          <w:rtl w:val="off"/>
+        </w:rPr>
+        <w:t>5. [BITS 32] 영역을 만들고 DS/ES/SS를 DATA_SEG로 초기화했다.(이 초기화를 하는 이유는 far jump를 통해서 CS는 CODE_SEG로 새로 설정되지만 DS,ES,SS는 자동으로 바뀌지 않기 때문이다.)</w:t>
+      </w:r>
+    </w:p>
+    <w:p>
+      <w:pPr>
+        <w:jc w:val="left"/>
+        <w:rPr>
+          <w:lang w:eastAsia="ko-KR"/>
+          <w:rFonts w:hint="eastAsia"/>
+          <w:b w:val="0"/>
+          <w:bCs w:val="0"/>
+          <w:sz w:val="26"/>
+          <w:szCs w:val="26"/>
+          <w:rtl w:val="off"/>
+        </w:rPr>
+      </w:pPr>
+      <w:r>
+        <w:rPr>
+          <w:lang w:eastAsia="ko-KR"/>
+          <w:b w:val="0"/>
+          <w:bCs w:val="0"/>
+          <w:sz w:val="26"/>
+          <w:szCs w:val="26"/>
+          <w:rtl w:val="off"/>
+        </w:rPr>
+        <w:t>6.Protected Mode에 진입했다는 걸 확인하기 위해 VGA 메모리에 직접 문자 K를 출력한다.</w:t>
+      </w:r>
+    </w:p>
+    <w:p>
+      <w:pPr>
+        <w:jc w:val="left"/>
+        <w:rPr>
+          <w:lang w:eastAsia="ko-KR"/>
+          <w:rFonts w:hint="eastAsia"/>
+          <w:b w:val="0"/>
+          <w:bCs w:val="0"/>
+          <w:sz w:val="26"/>
+          <w:szCs w:val="26"/>
+          <w:rtl w:val="off"/>
+        </w:rPr>
+      </w:pPr>
+    </w:p>
+    <w:p>
+      <w:pPr>
+        <w:jc w:val="left"/>
+        <w:rPr>
+          <w:lang w:eastAsia="ko-KR"/>
+          <w:rFonts w:hint="eastAsia"/>
+          <w:b w:val="0"/>
+          <w:bCs w:val="0"/>
+          <w:sz w:val="26"/>
+          <w:szCs w:val="26"/>
+          <w:rtl w:val="off"/>
+        </w:rPr>
+      </w:pPr>
+    </w:p>
+    <w:p>
+      <w:pPr>
+        <w:jc w:val="left"/>
+        <w:rPr>
+          <w:lang w:eastAsia="ko-KR"/>
+          <w:rFonts w:hint="eastAsia"/>
+          <w:b w:val="0"/>
+          <w:bCs w:val="0"/>
+          <w:sz w:val="26"/>
+          <w:szCs w:val="26"/>
+          <w:rtl w:val="off"/>
+        </w:rPr>
+      </w:pPr>
+      <w:r>
+        <w:rPr>
+          <w:lang w:eastAsia="ko-KR"/>
+          <w:rFonts w:hint="eastAsia"/>
+          <w:b w:val="0"/>
+          <w:bCs w:val="0"/>
+          <w:sz w:val="26"/>
+          <w:szCs w:val="26"/>
+          <w:rtl w:val="off"/>
+        </w:rPr>
+        <w:t>7. 문자 하나를 출력한 다음에 계속 루프에서 대기하기를 원해서 .hang jmp hang과 같이 코드를 작성했다.</w:t>
+      </w:r>
+    </w:p>
+    <w:p>
+      <w:pPr>
+        <w:jc w:val="left"/>
+        <w:rPr>
+          <w:lang w:eastAsia="ko-KR"/>
+          <w:rFonts w:hint="eastAsia"/>
+          <w:b w:val="0"/>
+          <w:bCs w:val="0"/>
+          <w:sz w:val="26"/>
+          <w:szCs w:val="26"/>
+          <w:rtl w:val="off"/>
+        </w:rPr>
+      </w:pPr>
+      <w:r>
+        <w:rPr>
+          <w:lang w:eastAsia="ko-KR"/>
+          <w:rFonts w:hint="eastAsia"/>
+          <w:b w:val="0"/>
+          <w:bCs w:val="0"/>
+          <w:sz w:val="26"/>
+          <w:szCs w:val="26"/>
+          <w:rtl w:val="off"/>
+        </w:rPr>
+        <w:t xml:space="preserve">이 때는 protected mode에서 네 gdt의 base = 0이기 때문에 0xB8000을 vga메모리 주소로 사용할 수 있다.   </w:t>
+      </w:r>
+    </w:p>
+    <w:p>
+      <w:pPr>
+        <w:jc w:val="left"/>
+        <w:rPr>
+          <w:lang w:eastAsia="ko-KR"/>
+          <w:rFonts w:hint="eastAsia"/>
+          <w:b w:val="0"/>
+          <w:bCs w:val="0"/>
+          <w:sz w:val="26"/>
+          <w:szCs w:val="26"/>
+          <w:rtl w:val="off"/>
+        </w:rPr>
+      </w:pPr>
+      <w:r>
+        <w:rPr>
+          <w:lang w:eastAsia="ko-KR"/>
+          <w:rFonts w:hint="eastAsia"/>
+          <w:b w:val="0"/>
+          <w:bCs w:val="0"/>
+          <w:sz w:val="26"/>
+          <w:szCs w:val="26"/>
+          <w:rtl w:val="off"/>
+        </w:rPr>
+        <w:t>그리고 이 전부를 실행하기 위해 start2의 앞 부분에 call enter protected mode를 호출했다.</w:t>
+      </w:r>
+    </w:p>
+    <w:p>
+      <w:pPr>
+        <w:jc w:val="left"/>
+        <w:rPr>
+          <w:lang w:eastAsia="ko-KR"/>
+          <w:rFonts w:hint="eastAsia"/>
+          <w:b w:val="0"/>
+          <w:bCs w:val="0"/>
+          <w:sz w:val="26"/>
+          <w:szCs w:val="26"/>
+          <w:rtl w:val="off"/>
+        </w:rPr>
+      </w:pPr>
+      <w:r>
+        <w:rPr>
+          <w:lang w:eastAsia="ko-KR"/>
+          <w:rFonts w:hint="eastAsia"/>
+          <w:b w:val="0"/>
+          <w:bCs w:val="0"/>
+          <w:sz w:val="26"/>
+          <w:szCs w:val="26"/>
+          <w:rtl w:val="off"/>
+        </w:rPr>
+        <w:drawing>
+          <wp:inline distT="0" distB="0" distL="0" distR="0">
+            <wp:extent cx="7033683" cy="2025650"/>
+            <wp:effectExtent l="0" t="0" r="0" b="0"/>
+            <wp:docPr id="1046" name="shape1046" hidden="0"/>
+            <wp:cNvGraphicFramePr>
+              <a:graphicFrameLocks xmlns:a="http://schemas.openxmlformats.org/drawingml/2006/main" noChangeAspect="1"/>
+            </wp:cNvGraphicFramePr>
+            <a:graphic xmlns:a="http://schemas.openxmlformats.org/drawingml/2006/main">
+              <a:graphicData uri="http://schemas.openxmlformats.org/drawingml/2006/picture">
+                <pic:pic xmlns:pic="http://schemas.openxmlformats.org/drawingml/2006/picture">
+                  <pic:nvPicPr>
+                    <pic:cNvPr id="0" name="이미지"/>
+                    <pic:cNvPicPr preferRelativeResize="1">
+                      <a:picLocks noChangeAspect="1"/>
+                    </pic:cNvPicPr>
+                  </pic:nvPicPr>
+                  <pic:blipFill>
+                    <a:blip r:embed="rId22">
+                      <a:extLst>
+                        <a:ext uri="{28A0092B-C50C-407E-A947-70E740481C1C}">
+                          <a14:useLocalDpi xmlns:a14="http://schemas.microsoft.com/office/drawing/2010/main" val="0"/>
+                        </a:ext>
+                      </a:extLst>
+                    </a:blip>
+                    <a:srcRect/>
+                    <a:stretch>
+                      <a:fillRect/>
+                    </a:stretch>
+                  </pic:blipFill>
+                  <pic:spPr>
+                    <a:xfrm>
+                      <a:off x="0" y="0"/>
+                      <a:ext cx="7033683" cy="2025650"/>
+                    </a:xfrm>
+                    <a:prstGeom prst="rect"/>
+                  </pic:spPr>
+                </pic:pic>
+              </a:graphicData>
+            </a:graphic>
+          </wp:inline>
+        </w:drawing>
+      </w:r>
+    </w:p>
+    <w:p>
+      <w:pPr>
+        <w:jc w:val="left"/>
+        <w:rPr>
+          <w:lang w:eastAsia="ko-KR"/>
+          <w:rFonts w:hint="eastAsia"/>
+          <w:b w:val="0"/>
+          <w:bCs w:val="0"/>
+          <w:sz w:val="26"/>
+          <w:szCs w:val="26"/>
+          <w:rtl w:val="off"/>
+        </w:rPr>
+      </w:pPr>
+      <w:r>
+        <w:rPr>
+          <w:lang w:eastAsia="ko-KR"/>
+          <w:rFonts w:hint="eastAsia"/>
+          <w:b w:val="0"/>
+          <w:bCs w:val="0"/>
+          <w:sz w:val="26"/>
+          <w:szCs w:val="26"/>
+          <w:rtl w:val="off"/>
+        </w:rPr>
+        <w:t xml:space="preserve">이렇게 k가 출력이 되는 걸 확인을 했다. </w:t>
+      </w:r>
+    </w:p>
+    <w:p>
+      <w:pPr>
+        <w:jc w:val="left"/>
+        <w:rPr>
+          <w:lang w:eastAsia="ko-KR"/>
+          <w:rFonts w:hint="eastAsia"/>
+          <w:b/>
+          <w:bCs/>
+          <w:sz w:val="36"/>
+          <w:szCs w:val="36"/>
+          <w:rtl w:val="off"/>
+        </w:rPr>
+      </w:pPr>
+      <w:r>
+        <w:rPr>
+          <w:lang w:eastAsia="ko-KR"/>
+          <w:rFonts w:hint="eastAsia"/>
+          <w:b/>
+          <w:bCs/>
+          <w:sz w:val="36"/>
+          <w:szCs w:val="36"/>
+          <w:rtl w:val="off"/>
+        </w:rPr>
+        <w:t>14. Protected mode로 바꾸기 위해서 기존 함수 수정</w:t>
+      </w:r>
+    </w:p>
+    <w:p>
+      <w:pPr>
+        <w:jc w:val="left"/>
+        <w:rPr>
+          <w:lang w:eastAsia="ko-KR"/>
+          <w:rFonts w:hint="eastAsia"/>
+          <w:b w:val="0"/>
+          <w:bCs w:val="0"/>
+          <w:sz w:val="26"/>
+          <w:szCs w:val="26"/>
+          <w:rtl w:val="off"/>
+        </w:rPr>
+      </w:pPr>
+      <w:r>
+        <w:rPr>
+          <w:lang w:eastAsia="ko-KR"/>
+          <w:rFonts w:hint="eastAsia"/>
+          <w:b w:val="0"/>
+          <w:bCs w:val="0"/>
+          <w:sz w:val="26"/>
+          <w:szCs w:val="26"/>
+          <w:rtl w:val="off"/>
+        </w:rPr>
+        <w:t>그 다음에는 protected mode로 바꾸기 전에 기</w:t>
+      </w:r>
+      <w:r>
+        <w:rPr>
+          <w:lang w:eastAsia="ko-KR"/>
+          <w:rFonts w:hint="eastAsia"/>
+          <w:b/>
+          <w:bCs/>
+          <w:sz w:val="26"/>
+          <w:szCs w:val="26"/>
+          <w:rtl w:val="off"/>
+        </w:rPr>
+        <w:t>존에 bios, vga를 이용한 출력등이 많이 혼재</w:t>
+      </w:r>
+      <w:r>
+        <w:rPr>
+          <w:lang w:eastAsia="ko-KR"/>
+          <w:rFonts w:hint="eastAsia"/>
+          <w:b w:val="0"/>
+          <w:bCs w:val="0"/>
+          <w:sz w:val="26"/>
+          <w:szCs w:val="26"/>
+          <w:rtl w:val="off"/>
+        </w:rPr>
+        <w:t xml:space="preserve">되어 있어서 </w:t>
+      </w:r>
+      <w:r>
+        <w:rPr>
+          <w:lang w:eastAsia="ko-KR"/>
+          <w:rFonts w:hint="eastAsia"/>
+          <w:b/>
+          <w:bCs/>
+          <w:sz w:val="26"/>
+          <w:szCs w:val="26"/>
+          <w:rtl w:val="off"/>
+        </w:rPr>
+        <w:t>삭제할 부분 그리고 수정할 부분을 지정</w:t>
+      </w:r>
+      <w:r>
+        <w:rPr>
+          <w:lang w:eastAsia="ko-KR"/>
+          <w:rFonts w:hint="eastAsia"/>
+          <w:b w:val="0"/>
+          <w:bCs w:val="0"/>
+          <w:sz w:val="26"/>
+          <w:szCs w:val="26"/>
+          <w:rtl w:val="off"/>
+        </w:rPr>
+        <w:t>한 다음에</w:t>
+      </w:r>
+      <w:r>
+        <w:rPr>
+          <w:lang w:eastAsia="ko-KR"/>
+          <w:rFonts w:hint="eastAsia"/>
+          <w:b/>
+          <w:bCs/>
+          <w:sz w:val="26"/>
+          <w:szCs w:val="26"/>
+          <w:rtl w:val="off"/>
+        </w:rPr>
+        <w:t xml:space="preserve"> ai</w:t>
+      </w:r>
+      <w:r>
+        <w:rPr>
+          <w:lang w:eastAsia="ko-KR"/>
+          <w:rFonts w:hint="eastAsia"/>
+          <w:b w:val="0"/>
+          <w:bCs w:val="0"/>
+          <w:sz w:val="26"/>
+          <w:szCs w:val="26"/>
+          <w:rtl w:val="off"/>
+        </w:rPr>
+        <w:t>에게 이러한 부분은 삭제를 하고 이런 부분은 todo list로 만들어 내가 직접 구현하게 하라고 해서 그 코드를 boot11.asm에 옮겨서 todo list를 채우고 기존의 함수를 변형하기로 했다.</w:t>
+      </w:r>
+    </w:p>
+    <w:p>
+      <w:pPr>
+        <w:jc w:val="left"/>
+        <w:rPr>
+          <w:lang w:eastAsia="ko-KR"/>
+          <w:rFonts w:hint="eastAsia"/>
+          <w:b w:val="0"/>
+          <w:bCs w:val="0"/>
+          <w:sz w:val="26"/>
+          <w:szCs w:val="26"/>
+          <w:rtl w:val="off"/>
+        </w:rPr>
+      </w:pPr>
+    </w:p>
+    <w:p>
+      <w:pPr>
+        <w:jc w:val="left"/>
+        <w:rPr>
+          <w:lang w:eastAsia="ko-KR"/>
+          <w:rFonts w:hint="eastAsia"/>
+          <w:b w:val="0"/>
+          <w:bCs w:val="0"/>
+          <w:sz w:val="26"/>
+          <w:szCs w:val="26"/>
+          <w:rtl w:val="off"/>
+        </w:rPr>
+      </w:pPr>
+      <w:r>
+        <w:rPr>
+          <w:lang w:eastAsia="ko-KR"/>
+          <w:rFonts w:hint="eastAsia"/>
+          <w:b w:val="0"/>
+          <w:bCs w:val="0"/>
+          <w:sz w:val="26"/>
+          <w:szCs w:val="26"/>
+          <w:rtl w:val="off"/>
+        </w:rPr>
+        <w:t xml:space="preserve">이렇게 바꾼 코드에서 내가 가장 먼저해야 하는 todo0부분은 바로 내가 이제 </w:t>
+      </w:r>
+      <w:r>
+        <w:rPr>
+          <w:lang w:eastAsia="ko-KR"/>
+          <w:rFonts w:hint="eastAsia"/>
+          <w:b/>
+          <w:bCs/>
+          <w:sz w:val="26"/>
+          <w:szCs w:val="26"/>
+          <w:rtl w:val="off"/>
+        </w:rPr>
+        <w:t>protected mode</w:t>
+      </w:r>
+      <w:r>
+        <w:rPr>
+          <w:lang w:eastAsia="ko-KR"/>
+          <w:rFonts w:hint="eastAsia"/>
+          <w:b w:val="0"/>
+          <w:bCs w:val="0"/>
+          <w:sz w:val="26"/>
+          <w:szCs w:val="26"/>
+          <w:rtl w:val="off"/>
+        </w:rPr>
+        <w:t>로 들어간 후에 내 함수 호출과 지역 작업에 쓸 스</w:t>
+      </w:r>
+      <w:r>
+        <w:rPr>
+          <w:lang w:eastAsia="ko-KR"/>
+          <w:rFonts w:hint="eastAsia"/>
+          <w:b/>
+          <w:bCs/>
+          <w:sz w:val="26"/>
+          <w:szCs w:val="26"/>
+          <w:rtl w:val="off"/>
+        </w:rPr>
+        <w:t>택을 어디에 둘 것인</w:t>
+      </w:r>
+      <w:r>
+        <w:rPr>
+          <w:lang w:eastAsia="ko-KR"/>
+          <w:rFonts w:hint="eastAsia"/>
+          <w:b w:val="0"/>
+          <w:bCs w:val="0"/>
+          <w:sz w:val="26"/>
+          <w:szCs w:val="26"/>
+          <w:rtl w:val="off"/>
+        </w:rPr>
+        <w:t xml:space="preserve">가를 </w:t>
+      </w:r>
+      <w:r>
+        <w:rPr>
+          <w:lang w:eastAsia="ko-KR"/>
+          <w:rFonts w:hint="eastAsia"/>
+          <w:b/>
+          <w:bCs/>
+          <w:sz w:val="26"/>
+          <w:szCs w:val="26"/>
+          <w:rtl w:val="off"/>
+        </w:rPr>
+        <w:t>esp레지스터</w:t>
+      </w:r>
+      <w:r>
+        <w:rPr>
+          <w:lang w:eastAsia="ko-KR"/>
+          <w:rFonts w:hint="eastAsia"/>
+          <w:b w:val="0"/>
+          <w:bCs w:val="0"/>
+          <w:sz w:val="26"/>
+          <w:szCs w:val="26"/>
+          <w:rtl w:val="off"/>
+        </w:rPr>
+        <w:t xml:space="preserve">의 값을 설정해서 결정을 해야한다. 기존의 </w:t>
+      </w:r>
+      <w:r>
+        <w:rPr>
+          <w:lang w:eastAsia="ko-KR"/>
+          <w:rFonts w:hint="eastAsia"/>
+          <w:b/>
+          <w:bCs/>
+          <w:sz w:val="26"/>
+          <w:szCs w:val="26"/>
+          <w:rtl w:val="off"/>
+        </w:rPr>
+        <w:t>real mode에서는 bios가 어느 정도 초기 상태</w:t>
+      </w:r>
+      <w:r>
+        <w:rPr>
+          <w:lang w:eastAsia="ko-KR"/>
+          <w:rFonts w:hint="eastAsia"/>
+          <w:b w:val="0"/>
+          <w:bCs w:val="0"/>
+          <w:sz w:val="26"/>
+          <w:szCs w:val="26"/>
+          <w:rtl w:val="off"/>
+        </w:rPr>
+        <w:t xml:space="preserve">를 만들어주고 코드가 단순해서 스택을 명시적으로 건들지 안 건드려도 운 좋게 굴러갈 수가 있었다. 하지만 protected mode에서는 이제 내가 </w:t>
+      </w:r>
+      <w:r>
+        <w:rPr>
+          <w:lang w:eastAsia="ko-KR"/>
+          <w:rFonts w:hint="eastAsia"/>
+          <w:b/>
+          <w:bCs/>
+          <w:sz w:val="26"/>
+          <w:szCs w:val="26"/>
+          <w:rtl w:val="off"/>
+        </w:rPr>
+        <w:t>스택을 통해 직접 관리</w:t>
+      </w:r>
+      <w:r>
+        <w:rPr>
+          <w:lang w:eastAsia="ko-KR"/>
+          <w:rFonts w:hint="eastAsia"/>
+          <w:b w:val="0"/>
+          <w:bCs w:val="0"/>
+          <w:sz w:val="26"/>
+          <w:szCs w:val="26"/>
+          <w:rtl w:val="off"/>
+        </w:rPr>
+        <w:t>를 해야 한다.</w:t>
+      </w:r>
+    </w:p>
+    <w:p>
+      <w:pPr>
+        <w:jc w:val="left"/>
+        <w:rPr>
+          <w:lang w:eastAsia="ko-KR"/>
+          <w:rFonts w:hint="eastAsia"/>
+          <w:b w:val="0"/>
+          <w:bCs w:val="0"/>
+          <w:sz w:val="26"/>
+          <w:szCs w:val="26"/>
+          <w:rtl w:val="off"/>
+        </w:rPr>
+      </w:pPr>
+      <w:r>
+        <w:rPr>
+          <w:lang w:eastAsia="ko-KR"/>
+          <w:rFonts w:hint="eastAsia"/>
+          <w:b w:val="0"/>
+          <w:bCs w:val="0"/>
+          <w:sz w:val="26"/>
+          <w:szCs w:val="26"/>
+          <w:rtl w:val="off"/>
+        </w:rPr>
+        <w:t xml:space="preserve">그러기 위해서는 추가적으로 SS와 ESP레지스터의 의미에 대해서 알아야 하는데 </w:t>
+      </w:r>
+    </w:p>
+    <w:p>
+      <w:pPr>
+        <w:jc w:val="left"/>
+        <w:rPr>
+          <w:lang w:eastAsia="ko-KR"/>
+          <w:rFonts w:hint="eastAsia"/>
+          <w:b w:val="0"/>
+          <w:bCs w:val="0"/>
+          <w:sz w:val="26"/>
+          <w:szCs w:val="26"/>
+          <w:rtl w:val="off"/>
+        </w:rPr>
+      </w:pPr>
+      <w:r>
+        <w:rPr>
+          <w:lang w:eastAsia="ko-KR"/>
+          <w:rFonts w:hint="eastAsia"/>
+          <w:b/>
+          <w:bCs/>
+          <w:sz w:val="26"/>
+          <w:szCs w:val="26"/>
+          <w:rtl w:val="off"/>
+        </w:rPr>
+        <w:t>SS = 어떤 data segment를 사용할지를 의미</w:t>
+      </w:r>
+      <w:r>
+        <w:rPr>
+          <w:lang w:eastAsia="ko-KR"/>
+          <w:rFonts w:hint="eastAsia"/>
+          <w:b w:val="0"/>
+          <w:bCs w:val="0"/>
+          <w:sz w:val="26"/>
+          <w:szCs w:val="26"/>
+          <w:rtl w:val="off"/>
+        </w:rPr>
+        <w:t xml:space="preserve">하고 </w:t>
+      </w:r>
+      <w:r>
+        <w:rPr>
+          <w:lang w:eastAsia="ko-KR"/>
+          <w:rFonts w:hint="eastAsia"/>
+          <w:b/>
+          <w:bCs/>
+          <w:sz w:val="26"/>
+          <w:szCs w:val="26"/>
+          <w:rtl w:val="off"/>
+        </w:rPr>
+        <w:t>E</w:t>
+      </w:r>
+      <w:r>
+        <w:rPr>
+          <w:lang w:eastAsia="ko-KR"/>
+          <w:rFonts w:hint="eastAsia"/>
+          <w:b/>
+          <w:bCs/>
+          <w:sz w:val="26"/>
+          <w:szCs w:val="26"/>
+          <w:rtl w:val="off"/>
+        </w:rPr>
+        <w:t>SP = 그 segment 안에서 스택의 현재 꼭대기 위치</w:t>
+      </w:r>
+      <w:r>
+        <w:rPr>
+          <w:lang w:eastAsia="ko-KR"/>
+          <w:rFonts w:hint="eastAsia"/>
+          <w:b w:val="0"/>
+          <w:bCs w:val="0"/>
+          <w:sz w:val="26"/>
+          <w:szCs w:val="26"/>
+          <w:rtl w:val="off"/>
+        </w:rPr>
+        <w:t xml:space="preserve">를 나타낸다, 여기서 이미 protected 진입 후에 ss를 DATA_SEG로 바꿨기 때문에 이제 남은 건 esp값을 설정하는 것 뿐이다.  현재 GDT가 flat model로 만들고 base를 0으로 설정했고 현재 내가 코드에서 이미 사용하는 영역들은 대략 </w:t>
+      </w:r>
+    </w:p>
+    <w:p>
+      <w:pPr>
+        <w:jc w:val="left"/>
+        <w:rPr>
+          <w:lang w:eastAsia="ko-KR"/>
+          <w:rFonts w:hint="eastAsia"/>
+          <w:b w:val="0"/>
+          <w:bCs w:val="0"/>
+          <w:sz w:val="26"/>
+          <w:szCs w:val="26"/>
+          <w:rtl w:val="off"/>
+        </w:rPr>
+      </w:pPr>
+    </w:p>
+    <w:p>
+      <w:pPr>
+        <w:jc w:val="left"/>
+        <w:rPr>
+          <w:lang w:eastAsia="ko-KR"/>
+          <w:rFonts w:hint="eastAsia"/>
+          <w:b w:val="0"/>
+          <w:bCs w:val="0"/>
+          <w:sz w:val="26"/>
+          <w:szCs w:val="26"/>
+          <w:rtl w:val="off"/>
+        </w:rPr>
+      </w:pPr>
+      <w:r>
+        <w:rPr>
+          <w:lang w:eastAsia="ko-KR"/>
+          <w:rFonts w:hint="eastAsia"/>
+          <w:b w:val="0"/>
+          <w:bCs w:val="0"/>
+          <w:sz w:val="26"/>
+          <w:szCs w:val="26"/>
+          <w:rtl w:val="off"/>
+        </w:rPr>
+        <w:t>0x7C00 근처  : boot sector</w:t>
+      </w:r>
+    </w:p>
+    <w:p>
+      <w:pPr>
+        <w:jc w:val="left"/>
+        <w:rPr>
+          <w:lang w:eastAsia="ko-KR"/>
+          <w:rFonts w:hint="eastAsia"/>
+          <w:b w:val="0"/>
+          <w:bCs w:val="0"/>
+          <w:sz w:val="26"/>
+          <w:szCs w:val="26"/>
+          <w:rtl w:val="off"/>
+        </w:rPr>
+      </w:pPr>
+      <w:r>
+        <w:rPr>
+          <w:lang w:eastAsia="ko-KR"/>
+          <w:rFonts w:hint="eastAsia"/>
+          <w:b w:val="0"/>
+          <w:bCs w:val="0"/>
+          <w:sz w:val="26"/>
+          <w:szCs w:val="26"/>
+          <w:rtl w:val="off"/>
+        </w:rPr>
+        <w:t>0x7E00 이후  : 추가로 읽은 sector들</w:t>
+      </w:r>
+    </w:p>
+    <w:p>
+      <w:pPr>
+        <w:jc w:val="left"/>
+        <w:tabs>
+          <w:tab w:val="left" w:pos="7892"/>
+        </w:tabs>
+        <w:rPr>
+          <w:lang w:eastAsia="ko-KR"/>
+          <w:rFonts w:hint="eastAsia"/>
+          <w:b w:val="0"/>
+          <w:bCs w:val="0"/>
+          <w:sz w:val="26"/>
+          <w:szCs w:val="26"/>
+          <w:rtl w:val="off"/>
+        </w:rPr>
+      </w:pPr>
+      <w:r>
+        <w:rPr>
+          <w:lang w:eastAsia="ko-KR"/>
+          <w:rFonts w:hint="eastAsia"/>
+          <w:b w:val="0"/>
+          <w:bCs w:val="0"/>
+          <w:sz w:val="26"/>
+          <w:szCs w:val="26"/>
+          <w:rtl w:val="off"/>
+        </w:rPr>
+        <w:t>0xB8000      : VGA text memory</w:t>
+      </w:r>
+    </w:p>
+    <w:p>
+      <w:pPr>
+        <w:jc w:val="left"/>
+        <w:tabs>
+          <w:tab w:val="left" w:pos="7892"/>
+        </w:tabs>
+        <w:rPr>
+          <w:lang w:eastAsia="ko-KR"/>
+          <w:rFonts w:hint="eastAsia"/>
+          <w:b w:val="0"/>
+          <w:bCs w:val="0"/>
+          <w:sz w:val="26"/>
+          <w:szCs w:val="26"/>
+          <w:rtl w:val="off"/>
+        </w:rPr>
+      </w:pPr>
+      <w:r>
+        <w:rPr>
+          <w:lang w:eastAsia="ko-KR"/>
+          <w:rFonts w:hint="eastAsia"/>
+          <w:b w:val="0"/>
+          <w:bCs w:val="0"/>
+          <w:sz w:val="26"/>
+          <w:szCs w:val="26"/>
+          <w:rtl w:val="off"/>
+        </w:rPr>
+        <w:t xml:space="preserve">와 같기 때문에 </w:t>
+      </w:r>
+      <w:r>
+        <w:rPr>
+          <w:lang w:eastAsia="ko-KR"/>
+          <w:rFonts w:hint="eastAsia"/>
+          <w:b/>
+          <w:bCs/>
+          <w:sz w:val="26"/>
+          <w:szCs w:val="26"/>
+          <w:rtl w:val="off"/>
+        </w:rPr>
+        <w:t>esp를 부트 코드와도 충분히 거리가 있고 VGA보다 아래인 주소인 대략 0x9000으로 설정</w:t>
+      </w:r>
+      <w:r>
+        <w:rPr>
+          <w:lang w:eastAsia="ko-KR"/>
+          <w:rFonts w:hint="eastAsia"/>
+          <w:b w:val="0"/>
+          <w:bCs w:val="0"/>
+          <w:sz w:val="26"/>
+          <w:szCs w:val="26"/>
+          <w:rtl w:val="off"/>
+        </w:rPr>
+        <w:t>하기로 결정을 했다. 그리고 나중에 코드가 커지면 이를 바꾸고 kernal과 heap과 page table영역과 구분해서 나둬야 하지만 현재로서는 별 상관이 없는 이야기다.</w:t>
+      </w:r>
+    </w:p>
+    <w:p>
+      <w:pPr>
+        <w:jc w:val="left"/>
+        <w:tabs>
+          <w:tab w:val="left" w:pos="7892"/>
+        </w:tabs>
+        <w:rPr>
+          <w:lang w:eastAsia="ko-KR"/>
+          <w:rFonts w:hint="eastAsia"/>
+          <w:b/>
+          <w:bCs/>
+          <w:sz w:val="26"/>
+          <w:szCs w:val="26"/>
+          <w:rtl w:val="off"/>
+        </w:rPr>
+      </w:pPr>
+      <w:r>
+        <w:rPr>
+          <w:lang w:eastAsia="ko-KR"/>
+          <w:rFonts w:hint="eastAsia"/>
+          <w:b w:val="0"/>
+          <w:bCs w:val="0"/>
+          <w:sz w:val="26"/>
+          <w:szCs w:val="26"/>
+          <w:rtl w:val="off"/>
+        </w:rPr>
+        <w:t xml:space="preserve">또한 추가적으로 하나 햇갈리기 쉬운게 cpu가 스택 주소를 만들 때 SS와 ESP를 함께 사용하지만, flat model에서는 SS가 가리키는 세그먼트의 base가 0이라서 결과적으로 ESP 값 자체가 주소처럼 보이는 거고 실제 </w:t>
+      </w:r>
+      <w:r>
+        <w:rPr>
+          <w:lang w:eastAsia="ko-KR"/>
+          <w:rFonts w:hint="eastAsia"/>
+          <w:b/>
+          <w:bCs/>
+          <w:sz w:val="26"/>
+          <w:szCs w:val="26"/>
+          <w:rtl w:val="off"/>
+        </w:rPr>
+        <w:t>스택 주소는 SS 세그먼트의 Base + ESP와 같다.</w:t>
+      </w:r>
+    </w:p>
+    <w:p>
+      <w:pPr>
+        <w:jc w:val="left"/>
+        <w:tabs>
+          <w:tab w:val="left" w:pos="7892"/>
+        </w:tabs>
+        <w:rPr>
+          <w:lang w:eastAsia="ko-KR"/>
+          <w:rFonts w:hint="eastAsia"/>
+          <w:b/>
+          <w:bCs/>
+          <w:sz w:val="26"/>
+          <w:szCs w:val="26"/>
+          <w:rtl w:val="off"/>
+        </w:rPr>
+      </w:pPr>
+      <w:r>
+        <w:rPr>
+          <w:lang w:eastAsia="ko-KR"/>
+          <w:rFonts w:hint="eastAsia"/>
+          <w:b w:val="0"/>
+          <w:bCs w:val="0"/>
+          <w:sz w:val="26"/>
+          <w:szCs w:val="26"/>
+          <w:rtl w:val="off"/>
+        </w:rPr>
+        <w:t>두 번째로 정확히 알아야 하는 것은</w:t>
+      </w:r>
+      <w:r>
+        <w:rPr>
+          <w:lang w:eastAsia="ko-KR"/>
+          <w:rFonts w:hint="eastAsia"/>
+          <w:b/>
+          <w:bCs/>
+          <w:sz w:val="26"/>
+          <w:szCs w:val="26"/>
+          <w:rtl w:val="off"/>
+        </w:rPr>
+        <w:t xml:space="preserve"> esp를 0x9000으로 설정한다고 해서 64kb짜리 스택 공간을 예약하는 건 아니다.</w:t>
+      </w:r>
+      <w:r>
+        <w:rPr>
+          <w:lang w:eastAsia="ko-KR"/>
+          <w:rFonts w:hint="eastAsia"/>
+          <w:b w:val="0"/>
+          <w:bCs w:val="0"/>
+          <w:sz w:val="26"/>
+          <w:szCs w:val="26"/>
+          <w:rtl w:val="off"/>
+        </w:rPr>
+        <w:t xml:space="preserve"> 그냥 현재 스택의 꼭대기를 0ㅌ90000으로 잡겠다는 뜻으로 그 뒤에 실제로 얼</w:t>
+      </w:r>
+      <w:r>
+        <w:rPr>
+          <w:lang w:eastAsia="ko-KR"/>
+          <w:rFonts w:hint="eastAsia"/>
+          <w:b/>
+          <w:bCs/>
+          <w:sz w:val="26"/>
+          <w:szCs w:val="26"/>
+          <w:rtl w:val="off"/>
+        </w:rPr>
+        <w:t>마만큼 push를 하느냐에 따라 그 아래 주소가 사용이 된다.</w:t>
+      </w:r>
+    </w:p>
+    <w:p>
+      <w:pPr>
+        <w:jc w:val="left"/>
+        <w:tabs>
+          <w:tab w:val="left" w:pos="7892"/>
+        </w:tabs>
+        <w:rPr>
+          <w:lang w:eastAsia="ko-KR"/>
+          <w:rFonts w:hint="eastAsia"/>
+          <w:b/>
+          <w:bCs/>
+          <w:sz w:val="26"/>
+          <w:szCs w:val="26"/>
+          <w:rtl w:val="off"/>
+        </w:rPr>
+      </w:pPr>
+      <w:r>
+        <w:rPr>
+          <w:lang w:eastAsia="ko-KR"/>
+          <w:rFonts w:hint="eastAsia"/>
+          <w:b/>
+          <w:bCs/>
+          <w:sz w:val="26"/>
+          <w:szCs w:val="26"/>
+          <w:rtl w:val="off"/>
+        </w:rPr>
+        <w:t xml:space="preserve">그 다음에 내가 할 일은 기존의 vga에서 쓰이던 put_char함수를 protected mode에 맞춰서 고치는 것이다. </w:t>
+      </w:r>
+    </w:p>
+    <w:p>
+      <w:pPr>
+        <w:jc w:val="left"/>
+        <w:tabs>
+          <w:tab w:val="left" w:pos="7892"/>
+        </w:tabs>
+        <w:rPr>
+          <w:lang w:eastAsia="ko-KR"/>
+          <w:rFonts w:hint="eastAsia"/>
+          <w:b w:val="0"/>
+          <w:bCs w:val="0"/>
+          <w:sz w:val="26"/>
+          <w:szCs w:val="26"/>
+          <w:rtl w:val="off"/>
+        </w:rPr>
+      </w:pPr>
+      <w:r>
+        <w:rPr>
+          <w:lang w:eastAsia="ko-KR"/>
+          <w:rFonts w:hint="eastAsia"/>
+          <w:b w:val="0"/>
+          <w:bCs w:val="0"/>
+          <w:sz w:val="26"/>
+          <w:szCs w:val="26"/>
+          <w:rtl w:val="off"/>
+        </w:rPr>
+        <w:t>이를 위해서는 첫 번째로 put_char함수를 protected mode용으로 전환을 한다 기존의 es:bx가 아닌 0xb8000 + offset를 사용하는 방식으로 put_char32함수로 바꾼다.</w:t>
+      </w:r>
+    </w:p>
+    <w:p>
+      <w:pPr>
+        <w:jc w:val="left"/>
+        <w:tabs>
+          <w:tab w:val="left" w:pos="7892"/>
+        </w:tabs>
+        <w:rPr>
+          <w:lang w:eastAsia="ko-KR"/>
+          <w:rFonts w:hint="eastAsia"/>
+          <w:b w:val="0"/>
+          <w:bCs w:val="0"/>
+          <w:sz w:val="26"/>
+          <w:szCs w:val="26"/>
+          <w:rtl w:val="off"/>
+        </w:rPr>
+      </w:pPr>
+      <w:r>
+        <w:rPr>
+          <w:lang w:eastAsia="ko-KR"/>
+          <w:rFonts w:hint="eastAsia"/>
+          <w:b w:val="0"/>
+          <w:bCs w:val="0"/>
+          <w:sz w:val="26"/>
+          <w:szCs w:val="26"/>
+          <w:rtl w:val="off"/>
+        </w:rPr>
+        <w:t>두번째로 print_string함수 역시 16 -&gt; 32비트로 바뀌었기 때문에 si -&gt; esi레지스터를 이용하는 식으로 약간 변형했다.</w:t>
+      </w:r>
+    </w:p>
+    <w:p>
+      <w:pPr>
+        <w:jc w:val="left"/>
+        <w:tabs>
+          <w:tab w:val="left" w:pos="7892"/>
+        </w:tabs>
+        <w:rPr>
+          <w:lang w:eastAsia="ko-KR"/>
+          <w:rFonts w:hint="eastAsia"/>
+          <w:b w:val="0"/>
+          <w:bCs w:val="0"/>
+          <w:sz w:val="26"/>
+          <w:szCs w:val="26"/>
+          <w:rtl w:val="off"/>
+        </w:rPr>
+      </w:pPr>
+      <w:r>
+        <w:rPr>
+          <w:lang w:eastAsia="ko-KR"/>
+          <w:rFonts w:hint="eastAsia"/>
+          <w:b w:val="0"/>
+          <w:bCs w:val="0"/>
+          <w:sz w:val="26"/>
+          <w:szCs w:val="26"/>
+          <w:rtl w:val="off"/>
+        </w:rPr>
+        <w:t>세 번째로 newline32도 그냥 newline에서 기존 16비트 레지스터를 32비트 레지스터를 사용하는 식으로 바꾸었다.</w:t>
+      </w:r>
+    </w:p>
+    <w:p>
+      <w:pPr>
+        <w:jc w:val="left"/>
+        <w:tabs>
+          <w:tab w:val="left" w:pos="7892"/>
+        </w:tabs>
+        <w:rPr>
+          <w:lang w:eastAsia="ko-KR"/>
+          <w:rFonts w:hint="eastAsia"/>
+          <w:b w:val="0"/>
+          <w:bCs w:val="0"/>
+          <w:sz w:val="26"/>
+          <w:szCs w:val="26"/>
+          <w:rtl w:val="off"/>
+        </w:rPr>
+      </w:pPr>
+      <w:r>
+        <w:rPr>
+          <w:lang w:eastAsia="ko-KR"/>
+          <w:rFonts w:hint="eastAsia"/>
+          <w:b w:val="0"/>
+          <w:bCs w:val="0"/>
+          <w:sz w:val="26"/>
+          <w:szCs w:val="26"/>
+          <w:rtl w:val="off"/>
+        </w:rPr>
+        <w:t>그 외의 나머지 함수도 로직 자체는 변화가 크게 없고 32비트 레지스터 사용이나 스택 관리법 그리고 화면에 접근하는 방식만 바꿨다.</w:t>
+      </w:r>
+    </w:p>
+    <w:p>
+      <w:pPr>
+        <w:jc w:val="left"/>
+        <w:tabs>
+          <w:tab w:val="left" w:pos="7892"/>
+        </w:tabs>
+        <w:rPr>
+          <w:lang w:eastAsia="ko-KR"/>
+          <w:rFonts w:hint="eastAsia"/>
+          <w:b w:val="0"/>
+          <w:bCs w:val="0"/>
+          <w:sz w:val="26"/>
+          <w:szCs w:val="26"/>
+          <w:rtl w:val="off"/>
+        </w:rPr>
+      </w:pPr>
+      <w:r>
+        <w:rPr>
+          <w:lang w:eastAsia="ko-KR"/>
+          <w:rFonts w:hint="eastAsia"/>
+          <w:b w:val="0"/>
+          <w:bCs w:val="0"/>
+          <w:sz w:val="26"/>
+          <w:szCs w:val="26"/>
+          <w:rtl w:val="off"/>
+        </w:rPr>
+        <w:t xml:space="preserve">그 후에 protected mode start에서 </w:t>
+      </w:r>
+      <w:r>
+        <w:rPr>
+          <w:lang w:eastAsia="ko-KR"/>
+          <w:rFonts w:hint="eastAsia"/>
+          <w:b/>
+          <w:bCs/>
+          <w:sz w:val="26"/>
+          <w:szCs w:val="26"/>
+          <w:rtl w:val="off"/>
+        </w:rPr>
+        <w:t>지금까지 한 작업이 잘 동작하는지 확인</w:t>
+      </w:r>
+      <w:r>
+        <w:rPr>
+          <w:lang w:eastAsia="ko-KR"/>
+          <w:rFonts w:hint="eastAsia"/>
+          <w:b w:val="0"/>
+          <w:bCs w:val="0"/>
+          <w:sz w:val="26"/>
+          <w:szCs w:val="26"/>
+          <w:rtl w:val="off"/>
+        </w:rPr>
+        <w:t xml:space="preserve">하기 위해서 여러 함수들 </w:t>
+      </w:r>
+      <w:r>
+        <w:rPr>
+          <w:lang w:eastAsia="ko-KR"/>
+          <w:rFonts w:hint="eastAsia"/>
+          <w:b/>
+          <w:bCs/>
+          <w:sz w:val="26"/>
+          <w:szCs w:val="26"/>
+          <w:rtl w:val="off"/>
+        </w:rPr>
+        <w:t>clear_screen32, print_string32, newline32</w:t>
+      </w:r>
+      <w:r>
+        <w:rPr>
+          <w:lang w:eastAsia="ko-KR"/>
+          <w:rFonts w:hint="eastAsia"/>
+          <w:b w:val="0"/>
+          <w:bCs w:val="0"/>
+          <w:sz w:val="26"/>
+          <w:szCs w:val="26"/>
+          <w:rtl w:val="off"/>
+        </w:rPr>
+        <w:t xml:space="preserve">등의 </w:t>
+      </w:r>
+      <w:r>
+        <w:rPr>
+          <w:lang w:eastAsia="ko-KR"/>
+          <w:rFonts w:hint="eastAsia"/>
+          <w:b/>
+          <w:bCs/>
+          <w:sz w:val="26"/>
+          <w:szCs w:val="26"/>
+          <w:rtl w:val="off"/>
+        </w:rPr>
+        <w:t>함수들을 호출</w:t>
+      </w:r>
+      <w:r>
+        <w:rPr>
+          <w:lang w:eastAsia="ko-KR"/>
+          <w:rFonts w:hint="eastAsia"/>
+          <w:b w:val="0"/>
+          <w:bCs w:val="0"/>
+          <w:sz w:val="26"/>
+          <w:szCs w:val="26"/>
+          <w:rtl w:val="off"/>
+        </w:rPr>
+        <w:t xml:space="preserve">해본 결과 </w:t>
+      </w:r>
+    </w:p>
+    <w:p>
+      <w:pPr>
+        <w:jc w:val="left"/>
+        <w:tabs>
+          <w:tab w:val="left" w:pos="7892"/>
+        </w:tabs>
+        <w:rPr>
+          <w:lang w:eastAsia="ko-KR"/>
+          <w:rFonts w:hint="eastAsia"/>
+          <w:b w:val="0"/>
+          <w:bCs w:val="0"/>
+          <w:sz w:val="26"/>
+          <w:szCs w:val="26"/>
+          <w:rtl w:val="off"/>
+        </w:rPr>
+      </w:pPr>
+      <w:r>
+        <w:rPr>
+          <w:lang w:eastAsia="ko-KR"/>
+          <w:rFonts w:hint="eastAsia"/>
+          <w:b w:val="0"/>
+          <w:bCs w:val="0"/>
+          <w:sz w:val="26"/>
+          <w:szCs w:val="26"/>
+          <w:rtl w:val="off"/>
+        </w:rPr>
+        <w:drawing>
+          <wp:inline distT="0" distB="0" distL="0" distR="0">
+            <wp:extent cx="5505238" cy="974241"/>
+            <wp:effectExtent l="0" t="0" r="0" b="0"/>
+            <wp:docPr id="1047" name="shape1047" hidden="0"/>
+            <wp:cNvGraphicFramePr>
+              <a:graphicFrameLocks xmlns:a="http://schemas.openxmlformats.org/drawingml/2006/main" noChangeAspect="1"/>
+            </wp:cNvGraphicFramePr>
+            <a:graphic xmlns:a="http://schemas.openxmlformats.org/drawingml/2006/main">
+              <a:graphicData uri="http://schemas.openxmlformats.org/drawingml/2006/picture">
+                <pic:pic xmlns:pic="http://schemas.openxmlformats.org/drawingml/2006/picture">
+                  <pic:nvPicPr>
+                    <pic:cNvPr id="0" name="이미지"/>
+                    <pic:cNvPicPr preferRelativeResize="1">
+                      <a:picLocks noChangeAspect="1"/>
+                    </pic:cNvPicPr>
+                  </pic:nvPicPr>
+                  <pic:blipFill>
+                    <a:blip r:embed="rId23">
+                      <a:extLst>
+                        <a:ext uri="{28A0092B-C50C-407E-A947-70E740481C1C}">
+                          <a14:useLocalDpi xmlns:a14="http://schemas.microsoft.com/office/drawing/2010/main" val="0"/>
+                        </a:ext>
+                      </a:extLst>
+                    </a:blip>
+                    <a:srcRect/>
+                    <a:stretch>
+                      <a:fillRect/>
+                    </a:stretch>
+                  </pic:blipFill>
+                  <pic:spPr>
+                    <a:xfrm>
+                      <a:off x="0" y="0"/>
+                      <a:ext cx="5505238" cy="974241"/>
+                    </a:xfrm>
+                    <a:prstGeom prst="rect"/>
+                  </pic:spPr>
+                </pic:pic>
+              </a:graphicData>
+            </a:graphic>
+          </wp:inline>
+        </w:drawing>
+      </w:r>
+    </w:p>
+    <w:p>
+      <w:pPr>
+        <w:jc w:val="left"/>
+        <w:tabs>
+          <w:tab w:val="left" w:pos="7892"/>
+        </w:tabs>
+        <w:rPr>
+          <w:lang w:eastAsia="ko-KR"/>
+          <w:rFonts/>
+          <w:b w:val="0"/>
+          <w:bCs w:val="0"/>
+          <w:sz w:val="26"/>
+          <w:szCs w:val="26"/>
+          <w:rtl w:val="off"/>
+        </w:rPr>
+      </w:pPr>
+      <w:r>
+        <w:rPr>
+          <w:lang w:eastAsia="ko-KR"/>
+          <w:rFonts w:hint="eastAsia"/>
+          <w:b w:val="0"/>
+          <w:bCs w:val="0"/>
+          <w:sz w:val="26"/>
+          <w:szCs w:val="26"/>
+          <w:rtl w:val="off"/>
+        </w:rPr>
+        <w:t>clear후에 message2개를 출력하니 예상과 같은 결과가 나오는 걸 알 수 있었다.</w:t>
+      </w:r>
+    </w:p>
+    <w:p>
+      <w:pPr>
+        <w:jc w:val="left"/>
+        <w:tabs>
+          <w:tab w:val="left" w:pos="7892"/>
+        </w:tabs>
+        <w:rPr>
+          <w:lang w:eastAsia="ko-KR"/>
+          <w:rFonts w:hint="eastAsia"/>
+          <w:b w:val="0"/>
+          <w:bCs w:val="0"/>
+          <w:sz w:val="26"/>
+          <w:szCs w:val="26"/>
+          <w:rtl w:val="off"/>
+        </w:rPr>
+      </w:pPr>
+    </w:p>
+    <w:p>
+      <w:pPr>
+        <w:jc w:val="left"/>
+        <w:tabs>
+          <w:tab w:val="left" w:pos="7892"/>
+        </w:tabs>
+        <w:rPr>
+          <w:lang w:eastAsia="ko-KR"/>
+          <w:rFonts w:hint="eastAsia"/>
+          <w:b w:val="0"/>
+          <w:bCs w:val="0"/>
+          <w:sz w:val="26"/>
+          <w:szCs w:val="26"/>
+          <w:rtl w:val="off"/>
+        </w:rPr>
+      </w:pPr>
+      <w:r>
+        <w:rPr>
+          <w:lang w:eastAsia="ko-KR"/>
+          <w:rFonts w:hint="eastAsia"/>
+          <w:b w:val="0"/>
+          <w:bCs w:val="0"/>
+          <w:sz w:val="26"/>
+          <w:szCs w:val="26"/>
+          <w:rtl w:val="off"/>
+        </w:rPr>
+        <w:t xml:space="preserve">그 다음에 나의 목표는  </w:t>
+      </w:r>
+      <w:r>
+        <w:rPr>
+          <w:lang w:eastAsia="ko-KR"/>
+          <w:rFonts w:hint="eastAsia"/>
+          <w:b/>
+          <w:bCs/>
+          <w:sz w:val="26"/>
+          <w:szCs w:val="26"/>
+          <w:rtl w:val="off"/>
+        </w:rPr>
+        <w:t>do_help, do_clear함수를 protected mode에 맞춰서 개선</w:t>
+      </w:r>
+      <w:r>
+        <w:rPr>
+          <w:lang w:eastAsia="ko-KR"/>
+          <w:rFonts w:hint="eastAsia"/>
+          <w:b w:val="0"/>
+          <w:bCs w:val="0"/>
+          <w:sz w:val="26"/>
+          <w:szCs w:val="26"/>
+          <w:rtl w:val="off"/>
+        </w:rPr>
+        <w:t>하는 건데 이중에서 do_clear함수는 그냥 clear_screen32함수를 호출하기 때문에 그냥 아래에  call newline을 추가하는 걸로 간단하게 끝났다.</w:t>
+      </w:r>
+    </w:p>
+    <w:p>
+      <w:pPr>
+        <w:jc w:val="left"/>
+        <w:tabs>
+          <w:tab w:val="left" w:pos="7892"/>
+        </w:tabs>
+        <w:rPr>
+          <w:lang w:eastAsia="ko-KR"/>
+          <w:rFonts w:hint="eastAsia"/>
+          <w:b w:val="0"/>
+          <w:bCs w:val="0"/>
+          <w:sz w:val="26"/>
+          <w:szCs w:val="26"/>
+          <w:rtl w:val="off"/>
+        </w:rPr>
+      </w:pPr>
+      <w:r>
+        <w:rPr>
+          <w:lang w:eastAsia="ko-KR"/>
+          <w:rFonts w:hint="eastAsia"/>
+          <w:b w:val="0"/>
+          <w:bCs w:val="0"/>
+          <w:sz w:val="26"/>
+          <w:szCs w:val="26"/>
+          <w:rtl w:val="off"/>
+        </w:rPr>
+        <w:t>do_help함수의 경우에는 그냥 16비트 레지스터를 32비트 레지스터로만(si -&gt; esi)와 같이 변경시키면 되는 일이라 이 또한 순조롭게 할 수 있었다.</w:t>
+      </w:r>
+    </w:p>
+    <w:p>
+      <w:pPr>
+        <w:jc w:val="left"/>
+        <w:tabs>
+          <w:tab w:val="left" w:pos="7892"/>
+        </w:tabs>
+        <w:rPr>
+          <w:lang w:eastAsia="ko-KR"/>
+          <w:rFonts w:hint="eastAsia"/>
+          <w:b w:val="0"/>
+          <w:bCs w:val="0"/>
+          <w:sz w:val="26"/>
+          <w:szCs w:val="26"/>
+          <w:rtl w:val="off"/>
+        </w:rPr>
+      </w:pPr>
+    </w:p>
+    <w:p>
+      <w:pPr>
+        <w:jc w:val="left"/>
+        <w:tabs>
+          <w:tab w:val="left" w:pos="7892"/>
+        </w:tabs>
+        <w:rPr>
+          <w:lang w:eastAsia="ko-KR"/>
+          <w:rFonts w:hint="eastAsia"/>
+          <w:b w:val="0"/>
+          <w:bCs w:val="0"/>
+          <w:sz w:val="26"/>
+          <w:szCs w:val="26"/>
+          <w:rtl w:val="off"/>
+        </w:rPr>
+      </w:pPr>
+      <w:r>
+        <w:rPr>
+          <w:lang w:eastAsia="ko-KR"/>
+          <w:rFonts w:hint="eastAsia"/>
+          <w:b w:val="0"/>
+          <w:bCs w:val="0"/>
+          <w:sz w:val="26"/>
+          <w:szCs w:val="26"/>
+          <w:rtl w:val="off"/>
+        </w:rPr>
+        <w:t>다음엔 이렇게 각 명령어에 따른 실행함수를 만들었으니 이를 이용하는</w:t>
+      </w:r>
+      <w:r>
+        <w:rPr>
+          <w:lang w:eastAsia="ko-KR"/>
+          <w:rFonts w:hint="eastAsia"/>
+          <w:b/>
+          <w:bCs/>
+          <w:sz w:val="26"/>
+          <w:szCs w:val="26"/>
+          <w:rtl w:val="off"/>
+        </w:rPr>
+        <w:t xml:space="preserve"> find_command함수</w:t>
+      </w:r>
+      <w:r>
+        <w:rPr>
+          <w:lang w:eastAsia="ko-KR"/>
+          <w:rFonts w:hint="eastAsia"/>
+          <w:b w:val="0"/>
+          <w:bCs w:val="0"/>
+          <w:sz w:val="26"/>
+          <w:szCs w:val="26"/>
+          <w:rtl w:val="off"/>
+        </w:rPr>
+        <w:t>를 32비트 레지스터에 맞게 다시 16비트 레지스터를 32비트 레지스터로 변경해서 만들고 또한 이전과 다르게 32비트 모드로 바뀌어서  command table의 주소 단위 역시 dw에서 dd로 바뀌었다는 것 또한 고려해서 코드를 작성했다.</w:t>
+      </w:r>
+    </w:p>
+    <w:p>
+      <w:pPr>
+        <w:jc w:val="left"/>
+        <w:tabs>
+          <w:tab w:val="left" w:pos="7892"/>
+        </w:tabs>
+        <w:rPr>
+          <w:lang w:eastAsia="ko-KR"/>
+          <w:rFonts w:hint="eastAsia"/>
+          <w:b w:val="0"/>
+          <w:bCs w:val="0"/>
+          <w:sz w:val="26"/>
+          <w:szCs w:val="26"/>
+          <w:rtl w:val="off"/>
+        </w:rPr>
+      </w:pPr>
+      <w:r>
+        <w:rPr>
+          <w:lang w:eastAsia="ko-KR"/>
+          <w:rFonts w:hint="eastAsia"/>
+          <w:b w:val="0"/>
+          <w:bCs w:val="0"/>
+          <w:sz w:val="26"/>
+          <w:szCs w:val="26"/>
+          <w:rtl w:val="off"/>
+        </w:rPr>
+        <w:t>이 후에는 이제 IDT틀을 만들고 lidt로 cpu에 등록을 하려고 하는데 이를 위해서는 추가적인 지식들이 필요하다.</w:t>
+      </w:r>
+    </w:p>
+    <w:p>
+      <w:pPr>
+        <w:jc w:val="left"/>
+        <w:tabs>
+          <w:tab w:val="left" w:pos="7892"/>
+        </w:tabs>
+        <w:rPr>
+          <w:lang w:eastAsia="ko-KR"/>
+          <w:rFonts w:hint="eastAsia"/>
+          <w:b w:val="0"/>
+          <w:bCs w:val="0"/>
+          <w:sz w:val="26"/>
+          <w:szCs w:val="26"/>
+          <w:rtl w:val="off"/>
+        </w:rPr>
+      </w:pPr>
+      <w:r>
+        <w:rPr>
+          <w:lang w:eastAsia="ko-KR"/>
+          <w:rFonts w:hint="eastAsia"/>
+          <w:b w:val="0"/>
+          <w:bCs w:val="0"/>
+          <w:sz w:val="26"/>
+          <w:szCs w:val="26"/>
+          <w:rtl w:val="off"/>
+        </w:rPr>
+        <w:t>우선 첫 번째로</w:t>
+      </w:r>
+      <w:r>
+        <w:rPr>
+          <w:lang w:eastAsia="ko-KR"/>
+          <w:rFonts w:hint="eastAsia"/>
+          <w:b/>
+          <w:bCs/>
+          <w:sz w:val="26"/>
+          <w:szCs w:val="26"/>
+          <w:rtl w:val="off"/>
+        </w:rPr>
+        <w:t xml:space="preserve"> IDT는 interrupt Descriptor table</w:t>
+      </w:r>
+      <w:r>
+        <w:rPr>
+          <w:lang w:eastAsia="ko-KR"/>
+          <w:rFonts w:hint="eastAsia"/>
+          <w:b w:val="0"/>
+          <w:bCs w:val="0"/>
+          <w:sz w:val="26"/>
+          <w:szCs w:val="26"/>
+          <w:rtl w:val="off"/>
+        </w:rPr>
+        <w:t xml:space="preserve">의 약자로 x86계열 cpu에서 </w:t>
+      </w:r>
+      <w:r>
+        <w:rPr>
+          <w:lang w:eastAsia="ko-KR"/>
+          <w:rFonts w:hint="eastAsia"/>
+          <w:b/>
+          <w:bCs/>
+          <w:sz w:val="26"/>
+          <w:szCs w:val="26"/>
+          <w:rtl w:val="off"/>
+        </w:rPr>
+        <w:t>인터럽트가 발생했을 때 어떤 헨들러 코드로 점프해야하는지 정의하는 핵심 자료구조</w:t>
+      </w:r>
+      <w:r>
+        <w:rPr>
+          <w:lang w:eastAsia="ko-KR"/>
+          <w:rFonts w:hint="eastAsia"/>
+          <w:b w:val="0"/>
+          <w:bCs w:val="0"/>
+          <w:sz w:val="26"/>
+          <w:szCs w:val="26"/>
+          <w:rtl w:val="off"/>
+        </w:rPr>
+        <w:t xml:space="preserve">로 상당히 중요한 자료구조다. </w:t>
+      </w:r>
+    </w:p>
+    <w:p>
+      <w:pPr>
+        <w:jc w:val="left"/>
+        <w:tabs>
+          <w:tab w:val="left" w:pos="7892"/>
+        </w:tabs>
+        <w:rPr>
+          <w:lang w:eastAsia="ko-KR"/>
+          <w:rFonts w:hint="eastAsia"/>
+          <w:b w:val="0"/>
+          <w:bCs w:val="0"/>
+          <w:sz w:val="26"/>
+          <w:szCs w:val="26"/>
+          <w:rtl w:val="off"/>
+        </w:rPr>
+      </w:pPr>
+      <w:r>
+        <w:rPr>
+          <w:lang w:eastAsia="ko-KR"/>
+          <w:rFonts w:hint="eastAsia"/>
+          <w:b w:val="0"/>
+          <w:bCs w:val="0"/>
+          <w:sz w:val="26"/>
+          <w:szCs w:val="26"/>
+          <w:rtl w:val="off"/>
+        </w:rPr>
+        <w:t>그리고 IDT ENTRY는 32비트 모드기준으로 한 entry당 8바이트로 그 entry에 담긴 내용물의 구조를 분석해 보면</w:t>
+      </w:r>
+    </w:p>
+    <w:p>
+      <w:pPr>
+        <w:jc w:val="left"/>
+        <w:tabs>
+          <w:tab w:val="left" w:pos="7892"/>
+        </w:tabs>
+        <w:rPr>
+          <w:lang w:eastAsia="ko-KR"/>
+          <w:rFonts w:hint="eastAsia"/>
+          <w:b w:val="0"/>
+          <w:bCs w:val="0"/>
+          <w:sz w:val="26"/>
+          <w:szCs w:val="26"/>
+          <w:rtl w:val="off"/>
+        </w:rPr>
+      </w:pPr>
+      <w:r>
+        <w:rPr>
+          <w:lang w:eastAsia="ko-KR"/>
+          <w:rFonts w:hint="eastAsia"/>
+          <w:b/>
+          <w:bCs/>
+          <w:sz w:val="26"/>
+          <w:szCs w:val="26"/>
+          <w:rtl w:val="off"/>
+        </w:rPr>
+        <w:t>bits  0~15   : handler 주소 하위 16bit</w:t>
+      </w:r>
+    </w:p>
+    <w:p>
+      <w:pPr>
+        <w:jc w:val="left"/>
+        <w:tabs>
+          <w:tab w:val="left" w:pos="7892"/>
+        </w:tabs>
+        <w:rPr>
+          <w:lang w:eastAsia="ko-KR"/>
+          <w:rFonts w:hint="eastAsia"/>
+          <w:b w:val="0"/>
+          <w:bCs w:val="0"/>
+          <w:sz w:val="26"/>
+          <w:szCs w:val="26"/>
+          <w:rtl w:val="off"/>
+        </w:rPr>
+      </w:pPr>
+      <w:r>
+        <w:rPr>
+          <w:lang w:eastAsia="ko-KR"/>
+          <w:rFonts w:hint="eastAsia"/>
+          <w:b w:val="0"/>
+          <w:bCs w:val="0"/>
+          <w:sz w:val="26"/>
+          <w:szCs w:val="26"/>
+          <w:rtl w:val="off"/>
+        </w:rPr>
+        <w:t>bits 16~31   : Code Segment Selector</w:t>
+      </w:r>
+    </w:p>
+    <w:p>
+      <w:pPr>
+        <w:jc w:val="left"/>
+        <w:tabs>
+          <w:tab w:val="left" w:pos="7892"/>
+        </w:tabs>
+        <w:rPr>
+          <w:lang w:eastAsia="ko-KR"/>
+          <w:rFonts w:hint="eastAsia"/>
+          <w:b w:val="0"/>
+          <w:bCs w:val="0"/>
+          <w:sz w:val="26"/>
+          <w:szCs w:val="26"/>
+          <w:rtl w:val="off"/>
+        </w:rPr>
+      </w:pPr>
+      <w:r>
+        <w:rPr>
+          <w:lang w:eastAsia="ko-KR"/>
+          <w:rFonts w:hint="eastAsia"/>
+          <w:b w:val="0"/>
+          <w:bCs w:val="0"/>
+          <w:sz w:val="26"/>
+          <w:szCs w:val="26"/>
+          <w:rtl w:val="off"/>
+        </w:rPr>
+        <w:t>bits 32~39   : 0</w:t>
+      </w:r>
+    </w:p>
+    <w:p>
+      <w:pPr>
+        <w:jc w:val="left"/>
+        <w:tabs>
+          <w:tab w:val="left" w:pos="7892"/>
+        </w:tabs>
+        <w:rPr>
+          <w:lang w:eastAsia="ko-KR"/>
+          <w:rFonts w:hint="eastAsia"/>
+          <w:b w:val="0"/>
+          <w:bCs w:val="0"/>
+          <w:sz w:val="26"/>
+          <w:szCs w:val="26"/>
+          <w:rtl w:val="off"/>
+        </w:rPr>
+      </w:pPr>
+      <w:r>
+        <w:rPr>
+          <w:lang w:eastAsia="ko-KR"/>
+          <w:rFonts w:hint="eastAsia"/>
+          <w:b w:val="0"/>
+          <w:bCs w:val="0"/>
+          <w:sz w:val="26"/>
+          <w:szCs w:val="26"/>
+          <w:rtl w:val="off"/>
+        </w:rPr>
+        <w:t>bits 40~47   : Type / DPL / Present</w:t>
+      </w:r>
+    </w:p>
+    <w:p>
+      <w:pPr>
+        <w:jc w:val="left"/>
+        <w:tabs>
+          <w:tab w:val="left" w:pos="7025"/>
+        </w:tabs>
+        <w:rPr>
+          <w:lang w:eastAsia="ko-KR"/>
+          <w:rFonts w:hint="eastAsia"/>
+          <w:b w:val="0"/>
+          <w:bCs w:val="0"/>
+          <w:sz w:val="26"/>
+          <w:szCs w:val="26"/>
+          <w:rtl w:val="off"/>
+        </w:rPr>
+      </w:pPr>
+      <w:r>
+        <w:rPr>
+          <w:lang w:eastAsia="ko-KR"/>
+          <w:rFonts w:hint="eastAsia"/>
+          <w:b/>
+          <w:bCs/>
+          <w:sz w:val="26"/>
+          <w:szCs w:val="26"/>
+          <w:rtl w:val="off"/>
+        </w:rPr>
+        <w:t>bits 48~63   : handler 주소 상위 16bit</w:t>
+      </w:r>
+      <w:r>
+        <w:rPr>
+          <w:lang w:eastAsia="ko-KR"/>
+          <w:rFonts w:hint="eastAsia"/>
+          <w:b w:val="0"/>
+          <w:bCs w:val="0"/>
+          <w:sz w:val="26"/>
+          <w:szCs w:val="26"/>
+          <w:rtl w:val="off"/>
+        </w:rPr>
+        <w:t xml:space="preserve"> 와 같고 따라서 인터럽트 헨들러의 주소가 0x12345678이면 한꺼번에 32비트가 들어가는 게 아니라 하위 16비트에 0x5678이 상위 16비트에 0x1234가 나눠져서 들어가고 이 개념이 꽤 중요하다.</w:t>
+      </w:r>
+    </w:p>
+    <w:p>
+      <w:pPr>
+        <w:jc w:val="left"/>
+        <w:tabs>
+          <w:tab w:val="left" w:pos="7025"/>
+        </w:tabs>
+        <w:rPr>
+          <w:lang w:eastAsia="ko-KR"/>
+          <w:rFonts w:hint="eastAsia"/>
+          <w:b w:val="0"/>
+          <w:bCs w:val="0"/>
+          <w:sz w:val="26"/>
+          <w:szCs w:val="26"/>
+          <w:rtl w:val="off"/>
+        </w:rPr>
+      </w:pPr>
+      <w:r>
+        <w:rPr>
+          <w:lang w:eastAsia="ko-KR"/>
+          <w:rFonts w:hint="eastAsia"/>
+          <w:b w:val="0"/>
+          <w:bCs w:val="0"/>
+          <w:sz w:val="26"/>
+          <w:szCs w:val="26"/>
+          <w:rtl w:val="off"/>
+        </w:rPr>
+        <w:t xml:space="preserve">이렇게 개념을 파악한 다음에는 </w:t>
+      </w:r>
+    </w:p>
+    <w:p>
+      <w:pPr>
+        <w:jc w:val="left"/>
+        <w:tabs>
+          <w:tab w:val="left" w:pos="7892"/>
+        </w:tabs>
+        <w:rPr>
+          <w:lang w:eastAsia="ko-KR"/>
+          <w:rFonts w:hint="eastAsia"/>
+          <w:b w:val="0"/>
+          <w:bCs w:val="0"/>
+          <w:sz w:val="26"/>
+          <w:szCs w:val="26"/>
+          <w:rtl w:val="off"/>
+        </w:rPr>
+      </w:pPr>
+    </w:p>
+    <w:p>
+      <w:pPr>
+        <w:jc w:val="left"/>
+        <w:tabs>
+          <w:tab w:val="left" w:pos="7892"/>
+        </w:tabs>
+        <w:rPr>
+          <w:lang w:eastAsia="ko-KR"/>
+          <w:rFonts w:hint="eastAsia"/>
+          <w:b w:val="0"/>
+          <w:bCs w:val="0"/>
+          <w:sz w:val="26"/>
+          <w:szCs w:val="26"/>
+          <w:rtl w:val="off"/>
+        </w:rPr>
+      </w:pPr>
+    </w:p>
+    <w:p>
+      <w:pPr>
+        <w:jc w:val="left"/>
+        <w:tabs>
+          <w:tab w:val="left" w:pos="7892"/>
+        </w:tabs>
+        <w:rPr>
+          <w:lang w:eastAsia="ko-KR"/>
+          <w:rFonts w:hint="eastAsia"/>
+          <w:b w:val="0"/>
+          <w:bCs w:val="0"/>
+          <w:sz w:val="26"/>
+          <w:szCs w:val="26"/>
+          <w:rtl w:val="off"/>
+        </w:rPr>
+      </w:pPr>
+    </w:p>
+    <w:p>
+      <w:pPr>
+        <w:jc w:val="left"/>
+        <w:tabs>
+          <w:tab w:val="left" w:pos="7892"/>
+        </w:tabs>
+        <w:rPr>
+          <w:lang w:eastAsia="ko-KR"/>
+          <w:rFonts w:hint="eastAsia"/>
+          <w:b w:val="0"/>
+          <w:bCs w:val="0"/>
+          <w:sz w:val="26"/>
+          <w:szCs w:val="26"/>
+          <w:rtl w:val="off"/>
+        </w:rPr>
+      </w:pPr>
+    </w:p>
+    <w:p>
+      <w:pPr>
+        <w:jc w:val="left"/>
+        <w:tabs>
+          <w:tab w:val="left" w:pos="7892"/>
+        </w:tabs>
+        <w:rPr>
+          <w:lang w:eastAsia="ko-KR"/>
+          <w:rFonts w:hint="eastAsia"/>
+          <w:b w:val="0"/>
+          <w:bCs w:val="0"/>
+          <w:sz w:val="26"/>
+          <w:szCs w:val="26"/>
+          <w:rtl w:val="off"/>
+        </w:rPr>
+      </w:pPr>
+    </w:p>
+    <w:p>
+      <w:pPr>
+        <w:jc w:val="left"/>
+        <w:tabs>
+          <w:tab w:val="left" w:pos="7892"/>
+        </w:tabs>
+        <w:rPr>
+          <w:lang w:eastAsia="ko-KR"/>
+          <w:rFonts w:hint="eastAsia"/>
+          <w:b w:val="0"/>
+          <w:bCs w:val="0"/>
+          <w:sz w:val="26"/>
+          <w:szCs w:val="26"/>
+          <w:rtl w:val="off"/>
+        </w:rPr>
+      </w:pPr>
+    </w:p>
+    <w:p>
+      <w:pPr>
+        <w:jc w:val="left"/>
+        <w:tabs>
+          <w:tab w:val="left" w:pos="7892"/>
+        </w:tabs>
+        <w:rPr>
+          <w:lang w:eastAsia="ko-KR"/>
+          <w:rFonts w:hint="eastAsia"/>
+          <w:b w:val="0"/>
+          <w:bCs w:val="0"/>
+          <w:sz w:val="26"/>
+          <w:szCs w:val="26"/>
+          <w:rtl w:val="off"/>
+        </w:rPr>
+      </w:pPr>
+    </w:p>
+    <w:p>
+      <w:pPr>
+        <w:jc w:val="left"/>
+        <w:tabs>
+          <w:tab w:val="left" w:pos="7892"/>
+        </w:tabs>
+        <w:rPr>
+          <w:lang w:eastAsia="ko-KR"/>
+          <w:rFonts w:hint="eastAsia"/>
+          <w:b w:val="0"/>
+          <w:bCs w:val="0"/>
+          <w:sz w:val="26"/>
+          <w:szCs w:val="26"/>
+          <w:rtl w:val="off"/>
+        </w:rPr>
+      </w:pPr>
+    </w:p>
+    <w:p>
+      <w:pPr>
+        <w:jc w:val="left"/>
+        <w:tabs>
+          <w:tab w:val="left" w:pos="7892"/>
+        </w:tabs>
+        <w:rPr>
+          <w:lang w:eastAsia="ko-KR"/>
+          <w:rFonts w:hint="eastAsia"/>
+          <w:b w:val="0"/>
+          <w:bCs w:val="0"/>
+          <w:sz w:val="26"/>
+          <w:szCs w:val="26"/>
+          <w:rtl w:val="off"/>
+        </w:rPr>
+      </w:pPr>
+    </w:p>
+    <w:p>
+      <w:pPr>
+        <w:jc w:val="left"/>
+        <w:tabs>
+          <w:tab w:val="left" w:pos="7892"/>
+        </w:tabs>
+        <w:rPr>
+          <w:lang w:eastAsia="ko-KR"/>
+          <w:rFonts w:hint="eastAsia"/>
+          <w:b w:val="0"/>
+          <w:bCs w:val="0"/>
+          <w:sz w:val="26"/>
+          <w:szCs w:val="26"/>
+          <w:rtl w:val="off"/>
+        </w:rPr>
+      </w:pPr>
+      <w:r>
+        <w:rPr>
+          <w:lang w:eastAsia="ko-KR"/>
+          <w:rFonts w:hint="eastAsia"/>
+          <w:b w:val="0"/>
+          <w:bCs w:val="0"/>
+          <w:sz w:val="26"/>
+          <w:szCs w:val="26"/>
+          <w:rtl w:val="off"/>
+        </w:rPr>
+        <w:t xml:space="preserve"> </w:t>
+      </w:r>
+    </w:p>
+    <w:p>
+      <w:pPr>
+        <w:jc w:val="left"/>
+        <w:tabs>
+          <w:tab w:val="left" w:pos="7892"/>
+        </w:tabs>
+        <w:rPr>
+          <w:lang w:eastAsia="ko-KR"/>
+          <w:rFonts w:hint="eastAsia"/>
+          <w:b w:val="0"/>
+          <w:bCs w:val="0"/>
+          <w:sz w:val="26"/>
+          <w:szCs w:val="26"/>
+          <w:rtl w:val="off"/>
+        </w:rPr>
+      </w:pPr>
+    </w:p>
+    <w:p>
+      <w:pPr>
+        <w:jc w:val="left"/>
+        <w:tabs>
+          <w:tab w:val="left" w:pos="7892"/>
+        </w:tabs>
+        <w:rPr>
+          <w:lang w:eastAsia="ko-KR"/>
+          <w:rFonts w:hint="eastAsia"/>
+          <w:b w:val="0"/>
+          <w:bCs w:val="0"/>
+          <w:sz w:val="26"/>
+          <w:szCs w:val="26"/>
+          <w:rtl w:val="off"/>
+        </w:rPr>
+      </w:pPr>
+    </w:p>
+    <w:p>
+      <w:pPr>
+        <w:jc w:val="left"/>
+        <w:tabs>
+          <w:tab w:val="left" w:pos="7892"/>
+        </w:tabs>
+        <w:rPr>
+          <w:lang w:eastAsia="ko-KR"/>
+          <w:rFonts w:hint="eastAsia"/>
+          <w:b w:val="0"/>
+          <w:bCs w:val="0"/>
+          <w:sz w:val="26"/>
+          <w:szCs w:val="26"/>
+          <w:rtl w:val="off"/>
+        </w:rPr>
+      </w:pPr>
+    </w:p>
+    <w:p>
+      <w:pPr>
+        <w:jc w:val="left"/>
+        <w:tabs>
+          <w:tab w:val="left" w:pos="7892"/>
+        </w:tabs>
+        <w:rPr>
+          <w:lang w:eastAsia="ko-KR"/>
+          <w:rFonts w:hint="eastAsia"/>
+          <w:b w:val="0"/>
+          <w:bCs w:val="0"/>
+          <w:sz w:val="26"/>
+          <w:szCs w:val="26"/>
+          <w:rtl w:val="off"/>
+        </w:rPr>
+      </w:pPr>
+    </w:p>
+    <w:p>
+      <w:pPr>
+        <w:jc w:val="left"/>
+        <w:tabs>
+          <w:tab w:val="left" w:pos="7892"/>
+        </w:tabs>
+        <w:rPr>
+          <w:lang w:eastAsia="ko-KR"/>
+          <w:rFonts w:hint="eastAsia"/>
+          <w:b w:val="0"/>
+          <w:bCs w:val="0"/>
+          <w:sz w:val="26"/>
+          <w:szCs w:val="26"/>
+          <w:rtl w:val="off"/>
+        </w:rPr>
+      </w:pPr>
+    </w:p>
+    <w:p>
+      <w:pPr>
+        <w:jc w:val="left"/>
+        <w:tabs>
+          <w:tab w:val="left" w:pos="7892"/>
+        </w:tabs>
+        <w:rPr>
+          <w:lang w:eastAsia="ko-KR"/>
+          <w:rFonts w:hint="eastAsia"/>
+          <w:b w:val="0"/>
+          <w:bCs w:val="0"/>
+          <w:sz w:val="26"/>
+          <w:szCs w:val="26"/>
+          <w:rtl w:val="off"/>
+        </w:rPr>
+      </w:pPr>
+    </w:p>
+    <w:p>
+      <w:pPr>
+        <w:jc w:val="left"/>
+        <w:tabs>
+          <w:tab w:val="left" w:pos="7892"/>
+        </w:tabs>
+        <w:rPr>
+          <w:lang w:eastAsia="ko-KR"/>
+          <w:rFonts w:hint="eastAsia"/>
+          <w:b w:val="0"/>
+          <w:bCs w:val="0"/>
+          <w:sz w:val="26"/>
+          <w:szCs w:val="26"/>
+          <w:rtl w:val="off"/>
+        </w:rPr>
+      </w:pPr>
+    </w:p>
+    <w:p>
+      <w:pPr>
+        <w:jc w:val="left"/>
+        <w:tabs>
+          <w:tab w:val="left" w:pos="7892"/>
+        </w:tabs>
+        <w:rPr>
+          <w:lang w:eastAsia="ko-KR"/>
+          <w:rFonts w:hint="eastAsia"/>
+          <w:b w:val="0"/>
+          <w:bCs w:val="0"/>
+          <w:sz w:val="26"/>
+          <w:szCs w:val="26"/>
+          <w:rtl w:val="off"/>
+        </w:rPr>
+      </w:pPr>
+    </w:p>
+    <w:p>
+      <w:pPr>
+        <w:jc w:val="left"/>
+        <w:tabs>
+          <w:tab w:val="left" w:pos="7892"/>
+        </w:tabs>
+        <w:rPr>
+          <w:lang w:eastAsia="ko-KR"/>
+          <w:rFonts w:hint="eastAsia"/>
+          <w:b w:val="0"/>
+          <w:bCs w:val="0"/>
+          <w:sz w:val="26"/>
+          <w:szCs w:val="26"/>
+          <w:rtl w:val="off"/>
+        </w:rPr>
+      </w:pPr>
+    </w:p>
+    <w:p>
+      <w:pPr>
+        <w:jc w:val="left"/>
+        <w:tabs>
+          <w:tab w:val="left" w:pos="7892"/>
+        </w:tabs>
+        <w:rPr>
+          <w:lang w:eastAsia="ko-KR"/>
+          <w:rFonts w:hint="eastAsia"/>
+          <w:b/>
+          <w:bCs/>
+          <w:sz w:val="26"/>
+          <w:szCs w:val="26"/>
+          <w:rtl w:val="off"/>
+        </w:rPr>
+      </w:pPr>
+    </w:p>
+    <w:p>
+      <w:pPr>
+        <w:jc w:val="left"/>
+        <w:tabs>
+          <w:tab w:val="left" w:pos="7892"/>
+        </w:tabs>
+        <w:rPr>
+          <w:lang w:eastAsia="ko-KR"/>
+          <w:rFonts w:hint="eastAsia"/>
+          <w:b/>
+          <w:bCs/>
+          <w:sz w:val="26"/>
+          <w:szCs w:val="26"/>
+          <w:rtl w:val="off"/>
+        </w:rPr>
+      </w:pPr>
+    </w:p>
+    <w:p>
+      <w:pPr>
+        <w:jc w:val="left"/>
+        <w:tabs>
+          <w:tab w:val="left" w:pos="7892"/>
+        </w:tabs>
+        <w:rPr>
+          <w:lang w:eastAsia="ko-KR"/>
+          <w:rFonts w:hint="eastAsia"/>
+          <w:b w:val="0"/>
+          <w:bCs w:val="0"/>
+          <w:sz w:val="26"/>
+          <w:szCs w:val="26"/>
+          <w:rtl w:val="off"/>
+        </w:rPr>
+      </w:pPr>
+    </w:p>
+    <w:p>
+      <w:pPr>
+        <w:jc w:val="left"/>
+        <w:tabs>
+          <w:tab w:val="left" w:pos="7892"/>
+        </w:tabs>
+        <w:rPr>
+          <w:lang w:eastAsia="ko-KR"/>
+          <w:rFonts w:hint="eastAsia"/>
+          <w:b w:val="0"/>
+          <w:bCs w:val="0"/>
+          <w:sz w:val="26"/>
+          <w:szCs w:val="26"/>
+          <w:rtl w:val="off"/>
+        </w:rPr>
+      </w:pPr>
+    </w:p>
+    <w:p>
+      <w:pPr>
+        <w:jc w:val="left"/>
+        <w:tabs>
+          <w:tab w:val="left" w:pos="7892"/>
+        </w:tabs>
+        <w:rPr>
+          <w:lang w:eastAsia="ko-KR"/>
+          <w:rFonts w:hint="eastAsia"/>
+          <w:b w:val="0"/>
+          <w:bCs w:val="0"/>
+          <w:sz w:val="26"/>
+          <w:szCs w:val="26"/>
+          <w:rtl w:val="off"/>
+        </w:rPr>
+      </w:pPr>
+    </w:p>
+    <w:p>
+      <w:pPr>
+        <w:jc w:val="left"/>
+        <w:tabs>
+          <w:tab w:val="left" w:pos="7892"/>
+        </w:tabs>
+        <w:rPr>
+          <w:lang w:eastAsia="ko-KR"/>
+          <w:rFonts w:hint="eastAsia"/>
+          <w:b w:val="0"/>
+          <w:bCs w:val="0"/>
+          <w:sz w:val="26"/>
+          <w:szCs w:val="26"/>
+          <w:rtl w:val="off"/>
+        </w:rPr>
+      </w:pPr>
+    </w:p>
+    <w:p>
+      <w:pPr>
+        <w:jc w:val="left"/>
+        <w:tabs>
+          <w:tab w:val="left" w:pos="7892"/>
+        </w:tabs>
+        <w:rPr>
+          <w:lang w:eastAsia="ko-KR"/>
+          <w:rFonts w:hint="eastAsia"/>
+          <w:b w:val="0"/>
+          <w:bCs w:val="0"/>
+          <w:sz w:val="26"/>
+          <w:szCs w:val="26"/>
+          <w:rtl w:val="off"/>
+        </w:rPr>
+      </w:pPr>
+    </w:p>
+    <w:p>
+      <w:pPr>
+        <w:jc w:val="left"/>
+        <w:tabs>
+          <w:tab w:val="left" w:pos="7892"/>
+        </w:tabs>
+        <w:rPr>
+          <w:lang w:eastAsia="ko-KR"/>
+          <w:rFonts w:hint="eastAsia"/>
+          <w:b w:val="0"/>
+          <w:bCs w:val="0"/>
+          <w:sz w:val="26"/>
+          <w:szCs w:val="26"/>
+          <w:rtl w:val="off"/>
+        </w:rPr>
+      </w:pPr>
+    </w:p>
+    <w:p>
+      <w:pPr>
+        <w:jc w:val="left"/>
+        <w:rPr>
+          <w:lang w:eastAsia="ko-KR"/>
+          <w:rFonts w:hint="eastAsia"/>
+          <w:b w:val="0"/>
+          <w:bCs w:val="0"/>
+          <w:sz w:val="26"/>
+          <w:szCs w:val="26"/>
+          <w:rtl w:val="off"/>
+        </w:rPr>
+      </w:pPr>
+    </w:p>
+    <w:p>
+      <w:pPr>
+        <w:jc w:val="left"/>
+        <w:rPr>
+          <w:lang w:eastAsia="ko-KR"/>
+          <w:rFonts w:hint="eastAsia"/>
           <w:b w:val="0"/>
           <w:bCs w:val="0"/>
           <w:sz w:val="26"/>
@@ -14165,22 +17356,22 @@
     <w:lsdException w:name="index 7" w:semiHidden="1" w:unhideWhenUsed="1"/>
     <w:lsdException w:name="index 8" w:semiHidden="1" w:unhideWhenUsed="1"/>
     <w:lsdException w:name="index 9" w:semiHidden="1" w:unhideWhenUsed="1"/>
-    <w:lsdException w:name="toc 1" w:semiHidden="1" w:uiPriority="1096382803" w:unhideWhenUsed="1"/>
-    <w:lsdException w:name="toc 2" w:semiHidden="1" w:uiPriority="1096382803" w:unhideWhenUsed="1"/>
-    <w:lsdException w:name="toc 3" w:semiHidden="1" w:uiPriority="1096382803" w:unhideWhenUsed="1"/>
-    <w:lsdException w:name="toc 4" w:semiHidden="1" w:uiPriority="1096382803" w:unhideWhenUsed="1"/>
-    <w:lsdException w:name="toc 5" w:semiHidden="1" w:uiPriority="1096382803" w:unhideWhenUsed="1"/>
-    <w:lsdException w:name="toc 6" w:semiHidden="1" w:uiPriority="1096382803" w:unhideWhenUsed="1"/>
-    <w:lsdException w:name="toc 7" w:semiHidden="1" w:uiPriority="1096382803" w:unhideWhenUsed="1"/>
-    <w:lsdException w:name="toc 8" w:semiHidden="1" w:uiPriority="1096382803" w:unhideWhenUsed="1"/>
-    <w:lsdException w:name="toc 9" w:semiHidden="1" w:uiPriority="1096382803" w:unhideWhenUsed="1"/>
+    <w:lsdException w:name="toc 1" w:semiHidden="1" w:uiPriority="-1397837923" w:unhideWhenUsed="1"/>
+    <w:lsdException w:name="toc 2" w:semiHidden="1" w:uiPriority="-1397837923" w:unhideWhenUsed="1"/>
+    <w:lsdException w:name="toc 3" w:semiHidden="1" w:uiPriority="-1397837923" w:unhideWhenUsed="1"/>
+    <w:lsdException w:name="toc 4" w:semiHidden="1" w:uiPriority="-1397837923" w:unhideWhenUsed="1"/>
+    <w:lsdException w:name="toc 5" w:semiHidden="1" w:uiPriority="-1397837923" w:unhideWhenUsed="1"/>
+    <w:lsdException w:name="toc 6" w:semiHidden="1" w:uiPriority="-1397837923" w:unhideWhenUsed="1"/>
+    <w:lsdException w:name="toc 7" w:semiHidden="1" w:uiPriority="-1397837923" w:unhideWhenUsed="1"/>
+    <w:lsdException w:name="toc 8" w:semiHidden="1" w:uiPriority="-1397837923" w:unhideWhenUsed="1"/>
+    <w:lsdException w:name="toc 9" w:semiHidden="1" w:uiPriority="-1397837923" w:unhideWhenUsed="1"/>
     <w:lsdException w:name="Normal Indent" w:semiHidden="1" w:unhideWhenUsed="1"/>
     <w:lsdException w:name="footnote text" w:semiHidden="1" w:unhideWhenUsed="1"/>
     <w:lsdException w:name="annotation text" w:semiHidden="1" w:unhideWhenUsed="1"/>
     <w:lsdException w:name="header" w:semiHidden="1" w:unhideWhenUsed="1"/>
     <w:lsdException w:name="footer" w:semiHidden="1" w:unhideWhenUsed="1"/>
     <w:lsdException w:name="index heading" w:semiHidden="1" w:unhideWhenUsed="1"/>
-    <w:lsdException w:name="caption" w:semiHidden="1" w:uiPriority="1096372839" w:unhideWhenUsed="1" w:qFormat="1"/>
+    <w:lsdException w:name="caption" w:semiHidden="1" w:uiPriority="-1402298657" w:unhideWhenUsed="1" w:qFormat="1"/>
     <w:lsdException w:name="table of figures" w:semiHidden="1" w:unhideWhenUsed="1"/>
     <w:lsdException w:name="envelope address" w:semiHidden="1" w:unhideWhenUsed="1"/>
     <w:lsdException w:name="envelope return" w:semiHidden="1" w:unhideWhenUsed="1"/>
@@ -14208,7 +17399,7 @@
     <w:lsdException w:name="List Number 3" w:semiHidden="1" w:unhideWhenUsed="1"/>
     <w:lsdException w:name="List Number 4" w:semiHidden="1" w:unhideWhenUsed="1"/>
     <w:lsdException w:name="List Number 5" w:semiHidden="1" w:unhideWhenUsed="1"/>
-    <w:lsdException w:name="Title" w:uiPriority="1388692" w:qFormat="1"/>
+    <w:lsdException w:name="Title" w:uiPriority="1096372838" w:qFormat="1"/>
     <w:lsdException w:name="Closing" w:semiHidden="1" w:unhideWhenUsed="1"/>
     <w:lsdException w:name="Signature" w:semiHidden="1" w:unhideWhenUsed="1"/>
     <w:lsdException w:name="Default Paragraph Font" w:semiHidden="1" w:uiPriority="1" w:unhideWhenUsed="1"/>
@@ -14220,7 +17411,7 @@
     <w:lsdException w:name="List Continue 4" w:semiHidden="1" w:unhideWhenUsed="1"/>
     <w:lsdException w:name="List Continue 5" w:semiHidden="1" w:unhideWhenUsed="1"/>
     <w:lsdException w:name="Message Header" w:semiHidden="1" w:unhideWhenUsed="1"/>
-    <w:lsdException w:name="Subtitle" w:uiPriority="1388693" w:qFormat="1"/>
+    <w:lsdException w:name="Subtitle" w:uiPriority="1096372839" w:qFormat="1"/>
     <w:lsdException w:name="Salutation" w:semiHidden="1" w:unhideWhenUsed="1"/>
     <w:lsdException w:name="Date" w:semiHidden="1" w:unhideWhenUsed="1"/>
     <w:lsdException w:name="Body Text First Indent" w:semiHidden="1" w:unhideWhenUsed="1"/>
@@ -14233,8 +17424,8 @@
     <w:lsdException w:name="Block Text" w:semiHidden="1" w:unhideWhenUsed="1"/>
     <w:lsdException w:name="Hyperlink" w:semiHidden="1" w:unhideWhenUsed="1"/>
     <w:lsdException w:name="FollowedHyperlink" w:semiHidden="1" w:unhideWhenUsed="1"/>
-    <w:lsdException w:name="Strong" w:uiPriority="541595266" w:qFormat="1"/>
-    <w:lsdException w:name="Emphasis" w:uiPriority="423698564" w:qFormat="1"/>
+    <w:lsdException w:name="Strong" w:uiPriority="-1953956128" w:qFormat="1"/>
+    <w:lsdException w:name="Emphasis" w:uiPriority="-276381956" w:qFormat="1"/>
     <w:lsdException w:name="Document Map" w:semiHidden="1" w:unhideWhenUsed="1"/>
     <w:lsdException w:name="Plain Text" w:semiHidden="1" w:unhideWhenUsed="1"/>
     <w:lsdException w:name="E-mail Signature" w:semiHidden="1" w:unhideWhenUsed="1"/>
@@ -14300,223 +17491,223 @@
     <w:lsdException w:name="Table Web 2" w:semiHidden="1" w:unhideWhenUsed="1"/>
     <w:lsdException w:name="Table Web 3" w:semiHidden="1" w:unhideWhenUsed="1"/>
     <w:lsdException w:name="Balloon Text" w:semiHidden="1" w:unhideWhenUsed="1"/>
-    <w:lsdException w:name="Table Grid" w:uiPriority="1096382803"/>
+    <w:lsdException w:name="Table Grid" w:uiPriority="-1397837923"/>
     <w:lsdException w:name="Table Theme" w:semiHidden="1" w:unhideWhenUsed="1"/>
     <w:lsdException w:name="Placeholder Text" w:semiHidden="1"/>
     <w:lsdException w:name="No Spacing" w:uiPriority="1" w:qFormat="1"/>
-    <w:lsdException w:name="Light Shading" w:uiPriority="1810282952"/>
-    <w:lsdException w:name="Light List" w:uiPriority="1810282953"/>
-    <w:lsdException w:name="Light Grid" w:uiPriority="1810283002"/>
-    <w:lsdException w:name="Medium Shading 1" w:uiPriority="1810283003"/>
-    <w:lsdException w:name="Medium Shading 2" w:uiPriority="692675664"/>
-    <w:lsdException w:name="Medium List 1" w:uiPriority="692675665"/>
-    <w:lsdException w:name="Medium List 2" w:uiPriority="561600082"/>
-    <w:lsdException w:name="Medium Grid 1" w:uiPriority="561600083"/>
-    <w:lsdException w:name="Medium Grid 2" w:uiPriority="562037520"/>
-    <w:lsdException w:name="Medium Grid 3" w:uiPriority="562037521"/>
-    <w:lsdException w:name="Dark List" w:uiPriority="563296022"/>
-    <w:lsdException w:name="Colorful Shading" w:uiPriority="563296023"/>
-    <w:lsdException w:name="Colorful List" w:uiPriority="843122962"/>
-    <w:lsdException w:name="Colorful Grid" w:uiPriority="843122963"/>
-    <w:lsdException w:name="Light Shading Accent 1" w:uiPriority="1810282952"/>
-    <w:lsdException w:name="Light List Accent 1" w:uiPriority="1810282953"/>
-    <w:lsdException w:name="Light Grid Accent 1" w:uiPriority="1810283002"/>
-    <w:lsdException w:name="Medium Shading 1 Accent 1" w:uiPriority="1810283003"/>
-    <w:lsdException w:name="Medium Shading 2 Accent 1" w:uiPriority="692675664"/>
-    <w:lsdException w:name="Medium List 1 Accent 1" w:uiPriority="692675665"/>
+    <w:lsdException w:name="Light Shading" w:uiPriority="-1775991754"/>
+    <w:lsdException w:name="Light List" w:uiPriority="-1775991753"/>
+    <w:lsdException w:name="Light Grid" w:uiPriority="-1775937416"/>
+    <w:lsdException w:name="Medium Shading 1" w:uiPriority="-1775937415"/>
+    <w:lsdException w:name="Medium Shading 2" w:uiPriority="-1191183220"/>
+    <w:lsdException w:name="Medium List 1" w:uiPriority="-1191183219"/>
+    <w:lsdException w:name="Medium List 2" w:uiPriority="1648726418"/>
+    <w:lsdException w:name="Medium Grid 1" w:uiPriority="1648726419"/>
+    <w:lsdException w:name="Medium Grid 2" w:uiPriority="1147143190"/>
+    <w:lsdException w:name="Medium Grid 3" w:uiPriority="1147143191"/>
+    <w:lsdException w:name="Dark List" w:uiPriority="1733846038"/>
+    <w:lsdException w:name="Colorful Shading" w:uiPriority="1733846039"/>
+    <w:lsdException w:name="Colorful List" w:uiPriority="589698144"/>
+    <w:lsdException w:name="Colorful Grid" w:uiPriority="589698145"/>
+    <w:lsdException w:name="Light Shading Accent 1" w:uiPriority="-1775991754"/>
+    <w:lsdException w:name="Light List Accent 1" w:uiPriority="-1775991753"/>
+    <w:lsdException w:name="Light Grid Accent 1" w:uiPriority="-1775937416"/>
+    <w:lsdException w:name="Medium Shading 1 Accent 1" w:uiPriority="-1775937415"/>
+    <w:lsdException w:name="Medium Shading 2 Accent 1" w:uiPriority="-1191183220"/>
+    <w:lsdException w:name="Medium List 1 Accent 1" w:uiPriority="-1191183219"/>
     <w:lsdException w:name="Revision" w:semiHidden="1"/>
-    <w:lsdException w:name="List Paragraph" w:uiPriority="1096372838" w:qFormat="1"/>
-    <w:lsdException w:name="Quote" w:uiPriority="561202483" w:qFormat="1"/>
-    <w:lsdException w:name="Intense Quote" w:uiPriority="579242120" w:qFormat="1"/>
-    <w:lsdException w:name="Medium List 2 Accent 1" w:uiPriority="561600082"/>
-    <w:lsdException w:name="Medium Grid 1 Accent 1" w:uiPriority="561600083"/>
-    <w:lsdException w:name="Medium Grid 2 Accent 1" w:uiPriority="562037520"/>
-    <w:lsdException w:name="Medium Grid 3 Accent 1" w:uiPriority="562037521"/>
-    <w:lsdException w:name="Dark List Accent 1" w:uiPriority="563296022"/>
-    <w:lsdException w:name="Colorful Shading Accent 1" w:uiPriority="563296023"/>
-    <w:lsdException w:name="Colorful List Accent 1" w:uiPriority="843122962"/>
-    <w:lsdException w:name="Colorful Grid Accent 1" w:uiPriority="843122963"/>
-    <w:lsdException w:name="Light Shading Accent 2" w:uiPriority="1810282952"/>
-    <w:lsdException w:name="Light List Accent 2" w:uiPriority="1810282953"/>
-    <w:lsdException w:name="Light Grid Accent 2" w:uiPriority="1810283002"/>
-    <w:lsdException w:name="Medium Shading 1 Accent 2" w:uiPriority="1810283003"/>
-    <w:lsdException w:name="Medium Shading 2 Accent 2" w:uiPriority="692675664"/>
-    <w:lsdException w:name="Medium List 1 Accent 2" w:uiPriority="692675665"/>
-    <w:lsdException w:name="Medium List 2 Accent 2" w:uiPriority="561600082"/>
-    <w:lsdException w:name="Medium Grid 1 Accent 2" w:uiPriority="561600083"/>
-    <w:lsdException w:name="Medium Grid 2 Accent 2" w:uiPriority="562037520"/>
-    <w:lsdException w:name="Medium Grid 3 Accent 2" w:uiPriority="562037521"/>
-    <w:lsdException w:name="Dark List Accent 2" w:uiPriority="563296022"/>
-    <w:lsdException w:name="Colorful Shading Accent 2" w:uiPriority="563296023"/>
-    <w:lsdException w:name="Colorful List Accent 2" w:uiPriority="843122962"/>
-    <w:lsdException w:name="Colorful Grid Accent 2" w:uiPriority="843122963"/>
-    <w:lsdException w:name="Light Shading Accent 3" w:uiPriority="1810282952"/>
-    <w:lsdException w:name="Light List Accent 3" w:uiPriority="1810282953"/>
-    <w:lsdException w:name="Light Grid Accent 3" w:uiPriority="1810283002"/>
-    <w:lsdException w:name="Medium Shading 1 Accent 3" w:uiPriority="1810283003"/>
-    <w:lsdException w:name="Medium Shading 2 Accent 3" w:uiPriority="692675664"/>
-    <w:lsdException w:name="Medium List 1 Accent 3" w:uiPriority="692675665"/>
-    <w:lsdException w:name="Medium List 2 Accent 3" w:uiPriority="561600082"/>
-    <w:lsdException w:name="Medium Grid 1 Accent 3" w:uiPriority="561600083"/>
-    <w:lsdException w:name="Medium Grid 2 Accent 3" w:uiPriority="562037520"/>
-    <w:lsdException w:name="Medium Grid 3 Accent 3" w:uiPriority="562037521"/>
-    <w:lsdException w:name="Dark List Accent 3" w:uiPriority="563296022"/>
-    <w:lsdException w:name="Colorful Shading Accent 3" w:uiPriority="563296023"/>
-    <w:lsdException w:name="Colorful List Accent 3" w:uiPriority="843122962"/>
-    <w:lsdException w:name="Colorful Grid Accent 3" w:uiPriority="843122963"/>
-    <w:lsdException w:name="Light Shading Accent 4" w:uiPriority="1810282952"/>
-    <w:lsdException w:name="Light List Accent 4" w:uiPriority="1810282953"/>
-    <w:lsdException w:name="Light Grid Accent 4" w:uiPriority="1810283002"/>
-    <w:lsdException w:name="Medium Shading 1 Accent 4" w:uiPriority="1810283003"/>
-    <w:lsdException w:name="Medium Shading 2 Accent 4" w:uiPriority="692675664"/>
-    <w:lsdException w:name="Medium List 1 Accent 4" w:uiPriority="692675665"/>
-    <w:lsdException w:name="Medium List 2 Accent 4" w:uiPriority="561600082"/>
-    <w:lsdException w:name="Medium Grid 1 Accent 4" w:uiPriority="561600083"/>
-    <w:lsdException w:name="Medium Grid 2 Accent 4" w:uiPriority="562037520"/>
-    <w:lsdException w:name="Medium Grid 3 Accent 4" w:uiPriority="562037521"/>
-    <w:lsdException w:name="Dark List Accent 4" w:uiPriority="563296022"/>
-    <w:lsdException w:name="Colorful Shading Accent 4" w:uiPriority="563296023"/>
-    <w:lsdException w:name="Colorful List Accent 4" w:uiPriority="843122962"/>
-    <w:lsdException w:name="Colorful Grid Accent 4" w:uiPriority="843122963"/>
-    <w:lsdException w:name="Light Shading Accent 5" w:uiPriority="1810282952"/>
-    <w:lsdException w:name="Light List Accent 5" w:uiPriority="1810282953"/>
-    <w:lsdException w:name="Light Grid Accent 5" w:uiPriority="1810283002"/>
-    <w:lsdException w:name="Medium Shading 1 Accent 5" w:uiPriority="1810283003"/>
-    <w:lsdException w:name="Medium Shading 2 Accent 5" w:uiPriority="692675664"/>
-    <w:lsdException w:name="Medium List 1 Accent 5" w:uiPriority="692675665"/>
-    <w:lsdException w:name="Medium List 2 Accent 5" w:uiPriority="561600082"/>
-    <w:lsdException w:name="Medium Grid 1 Accent 5" w:uiPriority="561600083"/>
-    <w:lsdException w:name="Medium Grid 2 Accent 5" w:uiPriority="562037520"/>
-    <w:lsdException w:name="Medium Grid 3 Accent 5" w:uiPriority="562037521"/>
-    <w:lsdException w:name="Dark List Accent 5" w:uiPriority="563296022"/>
-    <w:lsdException w:name="Colorful Shading Accent 5" w:uiPriority="563296023"/>
-    <w:lsdException w:name="Colorful List Accent 5" w:uiPriority="843122962"/>
-    <w:lsdException w:name="Colorful Grid Accent 5" w:uiPriority="843122963"/>
-    <w:lsdException w:name="Light Shading Accent 6" w:uiPriority="1810282952"/>
-    <w:lsdException w:name="Light List Accent 6" w:uiPriority="1810282953"/>
-    <w:lsdException w:name="Light Grid Accent 6" w:uiPriority="1810283002"/>
-    <w:lsdException w:name="Medium Shading 1 Accent 6" w:uiPriority="1810283003"/>
-    <w:lsdException w:name="Medium Shading 2 Accent 6" w:uiPriority="692675664"/>
-    <w:lsdException w:name="Medium List 1 Accent 6" w:uiPriority="692675665"/>
-    <w:lsdException w:name="Medium List 2 Accent 6" w:uiPriority="561600082"/>
-    <w:lsdException w:name="Medium Grid 1 Accent 6" w:uiPriority="561600083"/>
-    <w:lsdException w:name="Medium Grid 2 Accent 6" w:uiPriority="562037520"/>
-    <w:lsdException w:name="Medium Grid 3 Accent 6" w:uiPriority="562037521"/>
-    <w:lsdException w:name="Dark List Accent 6" w:uiPriority="563296022"/>
-    <w:lsdException w:name="Colorful Shading Accent 6" w:uiPriority="563296023"/>
-    <w:lsdException w:name="Colorful List Accent 6" w:uiPriority="843122962"/>
-    <w:lsdException w:name="Colorful Grid Accent 6" w:uiPriority="843122963"/>
-    <w:lsdException w:name="Subtle Emphasis" w:uiPriority="20481685" w:qFormat="1"/>
-    <w:lsdException w:name="Intense Emphasis" w:uiPriority="423698565" w:qFormat="1"/>
-    <w:lsdException w:name="Subtle Reference" w:uiPriority="579242121" w:qFormat="1"/>
-    <w:lsdException w:name="Intense Reference" w:uiPriority="594117988" w:qFormat="1"/>
-    <w:lsdException w:name="Book Title" w:uiPriority="594117989" w:qFormat="1"/>
-    <w:lsdException w:name="Bibliography" w:semiHidden="1" w:uiPriority="1096372841" w:unhideWhenUsed="1"/>
-    <w:lsdException w:name="TOC Heading" w:semiHidden="1" w:uiPriority="1096382803" w:unhideWhenUsed="1" w:qFormat="1"/>
-    <w:lsdException w:name="Plain Table 1" w:uiPriority="1629496451"/>
-    <w:lsdException w:name="Plain Table 2" w:uiPriority="2021795652"/>
-    <w:lsdException w:name="Plain Table 3" w:uiPriority="2021795653"/>
-    <w:lsdException w:name="Plain Table 4" w:uiPriority="2021800310"/>
-    <w:lsdException w:name="Plain Table 5" w:uiPriority="2021800311"/>
-    <w:lsdException w:name="Grid Table Light" w:uiPriority="1629496450"/>
-    <w:lsdException w:name="Grid Table 1 Light" w:uiPriority="2021933716"/>
-    <w:lsdException w:name="Grid Table 2" w:uiPriority="2021933717"/>
-    <w:lsdException w:name="Grid Table 3" w:uiPriority="2032410912"/>
-    <w:lsdException w:name="Grid Table 4" w:uiPriority="2032410913"/>
-    <w:lsdException w:name="Grid Table 5 Dark" w:uiPriority="-1810794104"/>
-    <w:lsdException w:name="Grid Table 6 Colorful" w:uiPriority="-1810794103"/>
-    <w:lsdException w:name="Grid Table 7 Colorful" w:uiPriority="-1774770120"/>
-    <w:lsdException w:name="Grid Table 1 Light Accent 1" w:uiPriority="2021933716"/>
-    <w:lsdException w:name="Grid Table 2 Accent 1" w:uiPriority="2021933717"/>
-    <w:lsdException w:name="Grid Table 3 Accent 1" w:uiPriority="2032410912"/>
-    <w:lsdException w:name="Grid Table 4 Accent 1" w:uiPriority="2032410913"/>
-    <w:lsdException w:name="Grid Table 5 Dark Accent 1" w:uiPriority="-1810794104"/>
-    <w:lsdException w:name="Grid Table 6 Colorful Accent 1" w:uiPriority="-1810794103"/>
-    <w:lsdException w:name="Grid Table 7 Colorful Accent 1" w:uiPriority="-1774770120"/>
-    <w:lsdException w:name="Grid Table 1 Light Accent 2" w:uiPriority="2021933716"/>
-    <w:lsdException w:name="Grid Table 2 Accent 2" w:uiPriority="2021933717"/>
-    <w:lsdException w:name="Grid Table 3 Accent 2" w:uiPriority="2032410912"/>
-    <w:lsdException w:name="Grid Table 4 Accent 2" w:uiPriority="2032410913"/>
-    <w:lsdException w:name="Grid Table 5 Dark Accent 2" w:uiPriority="-1810794104"/>
-    <w:lsdException w:name="Grid Table 6 Colorful Accent 2" w:uiPriority="-1810794103"/>
-    <w:lsdException w:name="Grid Table 7 Colorful Accent 2" w:uiPriority="-1774770120"/>
-    <w:lsdException w:name="Grid Table 1 Light Accent 3" w:uiPriority="2021933716"/>
-    <w:lsdException w:name="Grid Table 2 Accent 3" w:uiPriority="2021933717"/>
-    <w:lsdException w:name="Grid Table 3 Accent 3" w:uiPriority="2032410912"/>
-    <w:lsdException w:name="Grid Table 4 Accent 3" w:uiPriority="2032410913"/>
-    <w:lsdException w:name="Grid Table 5 Dark Accent 3" w:uiPriority="-1810794104"/>
-    <w:lsdException w:name="Grid Table 6 Colorful Accent 3" w:uiPriority="-1810794103"/>
-    <w:lsdException w:name="Grid Table 7 Colorful Accent 3" w:uiPriority="-1774770120"/>
-    <w:lsdException w:name="Grid Table 1 Light Accent 4" w:uiPriority="2021933716"/>
-    <w:lsdException w:name="Grid Table 2 Accent 4" w:uiPriority="2021933717"/>
-    <w:lsdException w:name="Grid Table 3 Accent 4" w:uiPriority="2032410912"/>
-    <w:lsdException w:name="Grid Table 4 Accent 4" w:uiPriority="2032410913"/>
-    <w:lsdException w:name="Grid Table 5 Dark Accent 4" w:uiPriority="-1810794104"/>
-    <w:lsdException w:name="Grid Table 6 Colorful Accent 4" w:uiPriority="-1810794103"/>
-    <w:lsdException w:name="Grid Table 7 Colorful Accent 4" w:uiPriority="-1774770120"/>
-    <w:lsdException w:name="Grid Table 1 Light Accent 5" w:uiPriority="2021933716"/>
-    <w:lsdException w:name="Grid Table 2 Accent 5" w:uiPriority="2021933717"/>
-    <w:lsdException w:name="Grid Table 3 Accent 5" w:uiPriority="2032410912"/>
-    <w:lsdException w:name="Grid Table 4 Accent 5" w:uiPriority="2032410913"/>
-    <w:lsdException w:name="Grid Table 5 Dark Accent 5" w:uiPriority="-1810794104"/>
-    <w:lsdException w:name="Grid Table 6 Colorful Accent 5" w:uiPriority="-1810794103"/>
-    <w:lsdException w:name="Grid Table 7 Colorful Accent 5" w:uiPriority="-1774770120"/>
-    <w:lsdException w:name="Grid Table 1 Light Accent 6" w:uiPriority="2021933716"/>
-    <w:lsdException w:name="Grid Table 2 Accent 6" w:uiPriority="2021933717"/>
-    <w:lsdException w:name="Grid Table 3 Accent 6" w:uiPriority="2032410912"/>
-    <w:lsdException w:name="Grid Table 4 Accent 6" w:uiPriority="2032410913"/>
-    <w:lsdException w:name="Grid Table 5 Dark Accent 6" w:uiPriority="-1810794104"/>
-    <w:lsdException w:name="Grid Table 6 Colorful Accent 6" w:uiPriority="-1810794103"/>
-    <w:lsdException w:name="Grid Table 7 Colorful Accent 6" w:uiPriority="-1774770120"/>
-    <w:lsdException w:name="List Table 1 Light" w:uiPriority="2021933716"/>
-    <w:lsdException w:name="List Table 2" w:uiPriority="2021933717"/>
-    <w:lsdException w:name="List Table 3" w:uiPriority="2032410912"/>
-    <w:lsdException w:name="List Table 4" w:uiPriority="2032410913"/>
-    <w:lsdException w:name="List Table 5 Dark" w:uiPriority="-1810794104"/>
-    <w:lsdException w:name="List Table 6 Colorful" w:uiPriority="-1810794103"/>
-    <w:lsdException w:name="List Table 7 Colorful" w:uiPriority="-1774770120"/>
-    <w:lsdException w:name="List Table 1 Light Accent 1" w:uiPriority="2021933716"/>
-    <w:lsdException w:name="List Table 2 Accent 1" w:uiPriority="2021933717"/>
-    <w:lsdException w:name="List Table 3 Accent 1" w:uiPriority="2032410912"/>
-    <w:lsdException w:name="List Table 4 Accent 1" w:uiPriority="2032410913"/>
-    <w:lsdException w:name="List Table 5 Dark Accent 1" w:uiPriority="-1810794104"/>
-    <w:lsdException w:name="List Table 6 Colorful Accent 1" w:uiPriority="-1810794103"/>
-    <w:lsdException w:name="List Table 7 Colorful Accent 1" w:uiPriority="-1774770120"/>
-    <w:lsdException w:name="List Table 1 Light Accent 2" w:uiPriority="2021933716"/>
-    <w:lsdException w:name="List Table 2 Accent 2" w:uiPriority="2021933717"/>
-    <w:lsdException w:name="List Table 3 Accent 2" w:uiPriority="2032410912"/>
-    <w:lsdException w:name="List Table 4 Accent 2" w:uiPriority="2032410913"/>
-    <w:lsdException w:name="List Table 5 Dark Accent 2" w:uiPriority="-1810794104"/>
-    <w:lsdException w:name="List Table 6 Colorful Accent 2" w:uiPriority="-1810794103"/>
-    <w:lsdException w:name="List Table 7 Colorful Accent 2" w:uiPriority="-1774770120"/>
-    <w:lsdException w:name="List Table 1 Light Accent 3" w:uiPriority="2021933716"/>
-    <w:lsdException w:name="List Table 2 Accent 3" w:uiPriority="2021933717"/>
-    <w:lsdException w:name="List Table 3 Accent 3" w:uiPriority="2032410912"/>
-    <w:lsdException w:name="List Table 4 Accent 3" w:uiPriority="2032410913"/>
-    <w:lsdException w:name="List Table 5 Dark Accent 3" w:uiPriority="-1810794104"/>
-    <w:lsdException w:name="List Table 6 Colorful Accent 3" w:uiPriority="-1810794103"/>
-    <w:lsdException w:name="List Table 7 Colorful Accent 3" w:uiPriority="-1774770120"/>
-    <w:lsdException w:name="List Table 1 Light Accent 4" w:uiPriority="2021933716"/>
-    <w:lsdException w:name="List Table 2 Accent 4" w:uiPriority="2021933717"/>
-    <w:lsdException w:name="List Table 3 Accent 4" w:uiPriority="2032410912"/>
-    <w:lsdException w:name="List Table 4 Accent 4" w:uiPriority="2032410913"/>
-    <w:lsdException w:name="List Table 5 Dark Accent 4" w:uiPriority="-1810794104"/>
-    <w:lsdException w:name="List Table 6 Colorful Accent 4" w:uiPriority="-1810794103"/>
-    <w:lsdException w:name="List Table 7 Colorful Accent 4" w:uiPriority="-1774770120"/>
-    <w:lsdException w:name="List Table 1 Light Accent 5" w:uiPriority="2021933716"/>
-    <w:lsdException w:name="List Table 2 Accent 5" w:uiPriority="2021933717"/>
-    <w:lsdException w:name="List Table 3 Accent 5" w:uiPriority="2032410912"/>
-    <w:lsdException w:name="List Table 4 Accent 5" w:uiPriority="2032410913"/>
-    <w:lsdException w:name="List Table 5 Dark Accent 5" w:uiPriority="-1810794104"/>
-    <w:lsdException w:name="List Table 6 Colorful Accent 5" w:uiPriority="-1810794103"/>
-    <w:lsdException w:name="List Table 7 Colorful Accent 5" w:uiPriority="-1774770120"/>
-    <w:lsdException w:name="List Table 1 Light Accent 6" w:uiPriority="2021933716"/>
-    <w:lsdException w:name="List Table 2 Accent 6" w:uiPriority="2021933717"/>
-    <w:lsdException w:name="List Table 3 Accent 6" w:uiPriority="2032410912"/>
-    <w:lsdException w:name="List Table 4 Accent 6" w:uiPriority="2032410913"/>
-    <w:lsdException w:name="List Table 5 Dark Accent 6" w:uiPriority="-1810794104"/>
-    <w:lsdException w:name="List Table 6 Colorful Accent 6" w:uiPriority="-1810794103"/>
-    <w:lsdException w:name="List Table 7 Colorful Accent 6" w:uiPriority="-1774770120"/>
+    <w:lsdException w:name="List Paragraph" w:uiPriority="-1402298664" w:qFormat="1"/>
+    <w:lsdException w:name="Quote" w:uiPriority="-1838721435" w:qFormat="1"/>
+    <w:lsdException w:name="Intense Quote" w:uiPriority="1125263714" w:qFormat="1"/>
+    <w:lsdException w:name="Medium List 2 Accent 1" w:uiPriority="1648726418"/>
+    <w:lsdException w:name="Medium Grid 1 Accent 1" w:uiPriority="1648726419"/>
+    <w:lsdException w:name="Medium Grid 2 Accent 1" w:uiPriority="1147143190"/>
+    <w:lsdException w:name="Medium Grid 3 Accent 1" w:uiPriority="1147143191"/>
+    <w:lsdException w:name="Dark List Accent 1" w:uiPriority="1733846038"/>
+    <w:lsdException w:name="Colorful Shading Accent 1" w:uiPriority="1733846039"/>
+    <w:lsdException w:name="Colorful List Accent 1" w:uiPriority="589698144"/>
+    <w:lsdException w:name="Colorful Grid Accent 1" w:uiPriority="589698145"/>
+    <w:lsdException w:name="Light Shading Accent 2" w:uiPriority="-1775991754"/>
+    <w:lsdException w:name="Light List Accent 2" w:uiPriority="-1775991753"/>
+    <w:lsdException w:name="Light Grid Accent 2" w:uiPriority="-1775937416"/>
+    <w:lsdException w:name="Medium Shading 1 Accent 2" w:uiPriority="-1775937415"/>
+    <w:lsdException w:name="Medium Shading 2 Accent 2" w:uiPriority="-1191183220"/>
+    <w:lsdException w:name="Medium List 1 Accent 2" w:uiPriority="-1191183219"/>
+    <w:lsdException w:name="Medium List 2 Accent 2" w:uiPriority="1648726418"/>
+    <w:lsdException w:name="Medium Grid 1 Accent 2" w:uiPriority="1648726419"/>
+    <w:lsdException w:name="Medium Grid 2 Accent 2" w:uiPriority="1147143190"/>
+    <w:lsdException w:name="Medium Grid 3 Accent 2" w:uiPriority="1147143191"/>
+    <w:lsdException w:name="Dark List Accent 2" w:uiPriority="1733846038"/>
+    <w:lsdException w:name="Colorful Shading Accent 2" w:uiPriority="1733846039"/>
+    <w:lsdException w:name="Colorful List Accent 2" w:uiPriority="589698144"/>
+    <w:lsdException w:name="Colorful Grid Accent 2" w:uiPriority="589698145"/>
+    <w:lsdException w:name="Light Shading Accent 3" w:uiPriority="-1775991754"/>
+    <w:lsdException w:name="Light List Accent 3" w:uiPriority="-1775991753"/>
+    <w:lsdException w:name="Light Grid Accent 3" w:uiPriority="-1775937416"/>
+    <w:lsdException w:name="Medium Shading 1 Accent 3" w:uiPriority="-1775937415"/>
+    <w:lsdException w:name="Medium Shading 2 Accent 3" w:uiPriority="-1191183220"/>
+    <w:lsdException w:name="Medium List 1 Accent 3" w:uiPriority="-1191183219"/>
+    <w:lsdException w:name="Medium List 2 Accent 3" w:uiPriority="1648726418"/>
+    <w:lsdException w:name="Medium Grid 1 Accent 3" w:uiPriority="1648726419"/>
+    <w:lsdException w:name="Medium Grid 2 Accent 3" w:uiPriority="1147143190"/>
+    <w:lsdException w:name="Medium Grid 3 Accent 3" w:uiPriority="1147143191"/>
+    <w:lsdException w:name="Dark List Accent 3" w:uiPriority="1733846038"/>
+    <w:lsdException w:name="Colorful Shading Accent 3" w:uiPriority="1733846039"/>
+    <w:lsdException w:name="Colorful List Accent 3" w:uiPriority="589698144"/>
+    <w:lsdException w:name="Colorful Grid Accent 3" w:uiPriority="589698145"/>
+    <w:lsdException w:name="Light Shading Accent 4" w:uiPriority="-1775991754"/>
+    <w:lsdException w:name="Light List Accent 4" w:uiPriority="-1775991753"/>
+    <w:lsdException w:name="Light Grid Accent 4" w:uiPriority="-1775937416"/>
+    <w:lsdException w:name="Medium Shading 1 Accent 4" w:uiPriority="-1775937415"/>
+    <w:lsdException w:name="Medium Shading 2 Accent 4" w:uiPriority="-1191183220"/>
+    <w:lsdException w:name="Medium List 1 Accent 4" w:uiPriority="-1191183219"/>
+    <w:lsdException w:name="Medium List 2 Accent 4" w:uiPriority="1648726418"/>
+    <w:lsdException w:name="Medium Grid 1 Accent 4" w:uiPriority="1648726419"/>
+    <w:lsdException w:name="Medium Grid 2 Accent 4" w:uiPriority="1147143190"/>
+    <w:lsdException w:name="Medium Grid 3 Accent 4" w:uiPriority="1147143191"/>
+    <w:lsdException w:name="Dark List Accent 4" w:uiPriority="1733846038"/>
+    <w:lsdException w:name="Colorful Shading Accent 4" w:uiPriority="1733846039"/>
+    <w:lsdException w:name="Colorful List Accent 4" w:uiPriority="589698144"/>
+    <w:lsdException w:name="Colorful Grid Accent 4" w:uiPriority="589698145"/>
+    <w:lsdException w:name="Light Shading Accent 5" w:uiPriority="-1775991754"/>
+    <w:lsdException w:name="Light List Accent 5" w:uiPriority="-1775991753"/>
+    <w:lsdException w:name="Light Grid Accent 5" w:uiPriority="-1775937416"/>
+    <w:lsdException w:name="Medium Shading 1 Accent 5" w:uiPriority="-1775937415"/>
+    <w:lsdException w:name="Medium Shading 2 Accent 5" w:uiPriority="-1191183220"/>
+    <w:lsdException w:name="Medium List 1 Accent 5" w:uiPriority="-1191183219"/>
+    <w:lsdException w:name="Medium List 2 Accent 5" w:uiPriority="1648726418"/>
+    <w:lsdException w:name="Medium Grid 1 Accent 5" w:uiPriority="1648726419"/>
+    <w:lsdException w:name="Medium Grid 2 Accent 5" w:uiPriority="1147143190"/>
+    <w:lsdException w:name="Medium Grid 3 Accent 5" w:uiPriority="1147143191"/>
+    <w:lsdException w:name="Dark List Accent 5" w:uiPriority="1733846038"/>
+    <w:lsdException w:name="Colorful Shading Accent 5" w:uiPriority="1733846039"/>
+    <w:lsdException w:name="Colorful List Accent 5" w:uiPriority="589698144"/>
+    <w:lsdException w:name="Colorful Grid Accent 5" w:uiPriority="589698145"/>
+    <w:lsdException w:name="Light Shading Accent 6" w:uiPriority="-1775991754"/>
+    <w:lsdException w:name="Light List Accent 6" w:uiPriority="-1775991753"/>
+    <w:lsdException w:name="Light Grid Accent 6" w:uiPriority="-1775937416"/>
+    <w:lsdException w:name="Medium Shading 1 Accent 6" w:uiPriority="-1775937415"/>
+    <w:lsdException w:name="Medium Shading 2 Accent 6" w:uiPriority="-1191183220"/>
+    <w:lsdException w:name="Medium List 1 Accent 6" w:uiPriority="-1191183219"/>
+    <w:lsdException w:name="Medium List 2 Accent 6" w:uiPriority="1648726418"/>
+    <w:lsdException w:name="Medium Grid 1 Accent 6" w:uiPriority="1648726419"/>
+    <w:lsdException w:name="Medium Grid 2 Accent 6" w:uiPriority="1147143190"/>
+    <w:lsdException w:name="Medium Grid 3 Accent 6" w:uiPriority="1147143191"/>
+    <w:lsdException w:name="Dark List Accent 6" w:uiPriority="1733846038"/>
+    <w:lsdException w:name="Colorful Shading Accent 6" w:uiPriority="1733846039"/>
+    <w:lsdException w:name="Colorful List Accent 6" w:uiPriority="589698144"/>
+    <w:lsdException w:name="Colorful Grid Accent 6" w:uiPriority="589698145"/>
+    <w:lsdException w:name="Subtle Emphasis" w:uiPriority="-1774770111" w:qFormat="1"/>
+    <w:lsdException w:name="Intense Emphasis" w:uiPriority="-276381955" w:qFormat="1"/>
+    <w:lsdException w:name="Subtle Reference" w:uiPriority="1125263715" w:qFormat="1"/>
+    <w:lsdException w:name="Intense Reference" w:uiPriority="-1983387990" w:qFormat="1"/>
+    <w:lsdException w:name="Book Title" w:uiPriority="-1983387989" w:qFormat="1"/>
+    <w:lsdException w:name="Bibliography" w:semiHidden="1" w:uiPriority="-1402298643" w:unhideWhenUsed="1"/>
+    <w:lsdException w:name="TOC Heading" w:semiHidden="1" w:uiPriority="-1397837923" w:unhideWhenUsed="1" w:qFormat="1"/>
+    <w:lsdException w:name="Plain Table 1" w:uiPriority="-947000373"/>
+    <w:lsdException w:name="Plain Table 2" w:uiPriority="862459192"/>
+    <w:lsdException w:name="Plain Table 3" w:uiPriority="862459193"/>
+    <w:lsdException w:name="Plain Table 4" w:uiPriority="1144600416"/>
+    <w:lsdException w:name="Plain Table 5" w:uiPriority="1144600417"/>
+    <w:lsdException w:name="Grid Table Light" w:uiPriority="-947000374"/>
+    <w:lsdException w:name="Grid Table 1 Light" w:uiPriority="1667586416"/>
+    <w:lsdException w:name="Grid Table 2" w:uiPriority="1667586417"/>
+    <w:lsdException w:name="Grid Table 3" w:uiPriority="623261460"/>
+    <w:lsdException w:name="Grid Table 4" w:uiPriority="623261461"/>
+    <w:lsdException w:name="Grid Table 5 Dark" w:uiPriority="2093450864"/>
+    <w:lsdException w:name="Grid Table 6 Colorful" w:uiPriority="2093450871"/>
+    <w:lsdException w:name="Grid Table 7 Colorful" w:uiPriority="-36275812"/>
+    <w:lsdException w:name="Grid Table 1 Light Accent 1" w:uiPriority="1667586416"/>
+    <w:lsdException w:name="Grid Table 2 Accent 1" w:uiPriority="1667586417"/>
+    <w:lsdException w:name="Grid Table 3 Accent 1" w:uiPriority="623261460"/>
+    <w:lsdException w:name="Grid Table 4 Accent 1" w:uiPriority="623261461"/>
+    <w:lsdException w:name="Grid Table 5 Dark Accent 1" w:uiPriority="2093450864"/>
+    <w:lsdException w:name="Grid Table 6 Colorful Accent 1" w:uiPriority="2093450871"/>
+    <w:lsdException w:name="Grid Table 7 Colorful Accent 1" w:uiPriority="-36275812"/>
+    <w:lsdException w:name="Grid Table 1 Light Accent 2" w:uiPriority="1667586416"/>
+    <w:lsdException w:name="Grid Table 2 Accent 2" w:uiPriority="1667586417"/>
+    <w:lsdException w:name="Grid Table 3 Accent 2" w:uiPriority="623261460"/>
+    <w:lsdException w:name="Grid Table 4 Accent 2" w:uiPriority="623261461"/>
+    <w:lsdException w:name="Grid Table 5 Dark Accent 2" w:uiPriority="2093450864"/>
+    <w:lsdException w:name="Grid Table 6 Colorful Accent 2" w:uiPriority="2093450871"/>
+    <w:lsdException w:name="Grid Table 7 Colorful Accent 2" w:uiPriority="-36275812"/>
+    <w:lsdException w:name="Grid Table 1 Light Accent 3" w:uiPriority="1667586416"/>
+    <w:lsdException w:name="Grid Table 2 Accent 3" w:uiPriority="1667586417"/>
+    <w:lsdException w:name="Grid Table 3 Accent 3" w:uiPriority="623261460"/>
+    <w:lsdException w:name="Grid Table 4 Accent 3" w:uiPriority="623261461"/>
+    <w:lsdException w:name="Grid Table 5 Dark Accent 3" w:uiPriority="2093450864"/>
+    <w:lsdException w:name="Grid Table 6 Colorful Accent 3" w:uiPriority="2093450871"/>
+    <w:lsdException w:name="Grid Table 7 Colorful Accent 3" w:uiPriority="-36275812"/>
+    <w:lsdException w:name="Grid Table 1 Light Accent 4" w:uiPriority="1667586416"/>
+    <w:lsdException w:name="Grid Table 2 Accent 4" w:uiPriority="1667586417"/>
+    <w:lsdException w:name="Grid Table 3 Accent 4" w:uiPriority="623261460"/>
+    <w:lsdException w:name="Grid Table 4 Accent 4" w:uiPriority="623261461"/>
+    <w:lsdException w:name="Grid Table 5 Dark Accent 4" w:uiPriority="2093450864"/>
+    <w:lsdException w:name="Grid Table 6 Colorful Accent 4" w:uiPriority="2093450871"/>
+    <w:lsdException w:name="Grid Table 7 Colorful Accent 4" w:uiPriority="-36275812"/>
+    <w:lsdException w:name="Grid Table 1 Light Accent 5" w:uiPriority="1667586416"/>
+    <w:lsdException w:name="Grid Table 2 Accent 5" w:uiPriority="1667586417"/>
+    <w:lsdException w:name="Grid Table 3 Accent 5" w:uiPriority="623261460"/>
+    <w:lsdException w:name="Grid Table 4 Accent 5" w:uiPriority="623261461"/>
+    <w:lsdException w:name="Grid Table 5 Dark Accent 5" w:uiPriority="2093450864"/>
+    <w:lsdException w:name="Grid Table 6 Colorful Accent 5" w:uiPriority="2093450871"/>
+    <w:lsdException w:name="Grid Table 7 Colorful Accent 5" w:uiPriority="-36275812"/>
+    <w:lsdException w:name="Grid Table 1 Light Accent 6" w:uiPriority="1667586416"/>
+    <w:lsdException w:name="Grid Table 2 Accent 6" w:uiPriority="1667586417"/>
+    <w:lsdException w:name="Grid Table 3 Accent 6" w:uiPriority="623261460"/>
+    <w:lsdException w:name="Grid Table 4 Accent 6" w:uiPriority="623261461"/>
+    <w:lsdException w:name="Grid Table 5 Dark Accent 6" w:uiPriority="2093450864"/>
+    <w:lsdException w:name="Grid Table 6 Colorful Accent 6" w:uiPriority="2093450871"/>
+    <w:lsdException w:name="Grid Table 7 Colorful Accent 6" w:uiPriority="-36275812"/>
+    <w:lsdException w:name="List Table 1 Light" w:uiPriority="1667586416"/>
+    <w:lsdException w:name="List Table 2" w:uiPriority="1667586417"/>
+    <w:lsdException w:name="List Table 3" w:uiPriority="623261460"/>
+    <w:lsdException w:name="List Table 4" w:uiPriority="623261461"/>
+    <w:lsdException w:name="List Table 5 Dark" w:uiPriority="2093450864"/>
+    <w:lsdException w:name="List Table 6 Colorful" w:uiPriority="2093450871"/>
+    <w:lsdException w:name="List Table 7 Colorful" w:uiPriority="-36275812"/>
+    <w:lsdException w:name="List Table 1 Light Accent 1" w:uiPriority="1667586416"/>
+    <w:lsdException w:name="List Table 2 Accent 1" w:uiPriority="1667586417"/>
+    <w:lsdException w:name="List Table 3 Accent 1" w:uiPriority="623261460"/>
+    <w:lsdException w:name="List Table 4 Accent 1" w:uiPriority="623261461"/>
+    <w:lsdException w:name="List Table 5 Dark Accent 1" w:uiPriority="2093450864"/>
+    <w:lsdException w:name="List Table 6 Colorful Accent 1" w:uiPriority="2093450871"/>
+    <w:lsdException w:name="List Table 7 Colorful Accent 1" w:uiPriority="-36275812"/>
+    <w:lsdException w:name="List Table 1 Light Accent 2" w:uiPriority="1667586416"/>
+    <w:lsdException w:name="List Table 2 Accent 2" w:uiPriority="1667586417"/>
+    <w:lsdException w:name="List Table 3 Accent 2" w:uiPriority="623261460"/>
+    <w:lsdException w:name="List Table 4 Accent 2" w:uiPriority="623261461"/>
+    <w:lsdException w:name="List Table 5 Dark Accent 2" w:uiPriority="2093450864"/>
+    <w:lsdException w:name="List Table 6 Colorful Accent 2" w:uiPriority="2093450871"/>
+    <w:lsdException w:name="List Table 7 Colorful Accent 2" w:uiPriority="-36275812"/>
+    <w:lsdException w:name="List Table 1 Light Accent 3" w:uiPriority="1667586416"/>
+    <w:lsdException w:name="List Table 2 Accent 3" w:uiPriority="1667586417"/>
+    <w:lsdException w:name="List Table 3 Accent 3" w:uiPriority="623261460"/>
+    <w:lsdException w:name="List Table 4 Accent 3" w:uiPriority="623261461"/>
+    <w:lsdException w:name="List Table 5 Dark Accent 3" w:uiPriority="2093450864"/>
+    <w:lsdException w:name="List Table 6 Colorful Accent 3" w:uiPriority="2093450871"/>
+    <w:lsdException w:name="List Table 7 Colorful Accent 3" w:uiPriority="-36275812"/>
+    <w:lsdException w:name="List Table 1 Light Accent 4" w:uiPriority="1667586416"/>
+    <w:lsdException w:name="List Table 2 Accent 4" w:uiPriority="1667586417"/>
+    <w:lsdException w:name="List Table 3 Accent 4" w:uiPriority="623261460"/>
+    <w:lsdException w:name="List Table 4 Accent 4" w:uiPriority="623261461"/>
+    <w:lsdException w:name="List Table 5 Dark Accent 4" w:uiPriority="2093450864"/>
+    <w:lsdException w:name="List Table 6 Colorful Accent 4" w:uiPriority="2093450871"/>
+    <w:lsdException w:name="List Table 7 Colorful Accent 4" w:uiPriority="-36275812"/>
+    <w:lsdException w:name="List Table 1 Light Accent 5" w:uiPriority="1667586416"/>
+    <w:lsdException w:name="List Table 2 Accent 5" w:uiPriority="1667586417"/>
+    <w:lsdException w:name="List Table 3 Accent 5" w:uiPriority="623261460"/>
+    <w:lsdException w:name="List Table 4 Accent 5" w:uiPriority="623261461"/>
+    <w:lsdException w:name="List Table 5 Dark Accent 5" w:uiPriority="2093450864"/>
+    <w:lsdException w:name="List Table 6 Colorful Accent 5" w:uiPriority="2093450871"/>
+    <w:lsdException w:name="List Table 7 Colorful Accent 5" w:uiPriority="-36275812"/>
+    <w:lsdException w:name="List Table 1 Light Accent 6" w:uiPriority="1667586416"/>
+    <w:lsdException w:name="List Table 2 Accent 6" w:uiPriority="1667586417"/>
+    <w:lsdException w:name="List Table 3 Accent 6" w:uiPriority="623261460"/>
+    <w:lsdException w:name="List Table 4 Accent 6" w:uiPriority="623261461"/>
+    <w:lsdException w:name="List Table 5 Dark Accent 6" w:uiPriority="2093450864"/>
+    <w:lsdException w:name="List Table 6 Colorful Accent 6" w:uiPriority="2093450871"/>
+    <w:lsdException w:name="List Table 7 Colorful Accent 6" w:uiPriority="-36275812"/>
   </w:latentStyles>
   <w:style w:type="paragraph" w:default="1" w:styleId="a2">
     <w:name w:val="Normal"/>
